--- a/report_template/template_main/ptBRCA_rummage_simple_v2.2.0.docx
+++ b/report_template/template_main/ptBRCA_rummage_simple_v2.2.0.docx
@@ -269,8 +269,21 @@
                 <w:sz w:val="28"/>
                 <w:szCs w:val="28"/>
               </w:rPr>
-              <w:t>检测总览</w:t>
-            </w:r>
+              <w:t>检测总</w:t>
+            </w:r>
+            <w:proofErr w:type="gramStart"/>
+            <w:r>
+              <w:rPr>
+                <w:rFonts w:ascii="思源黑体 CN Bold" w:eastAsia="思源黑体 CN Bold" w:hAnsi="思源黑体 CN Bold" w:hint="eastAsia"/>
+                <w:b/>
+                <w:bCs/>
+                <w:color w:val="1E7648"/>
+                <w:sz w:val="28"/>
+                <w:szCs w:val="28"/>
+              </w:rPr>
+              <w:t>览</w:t>
+            </w:r>
+            <w:proofErr w:type="gramEnd"/>
           </w:p>
         </w:tc>
       </w:tr>
@@ -612,7 +625,25 @@
                 <w:sz w:val="16"/>
                 <w:szCs w:val="16"/>
               </w:rPr>
-              <w:t>{{sample.ngs_platform|e}}</w:t>
+              <w:t>{{</w:t>
+            </w:r>
+            <w:proofErr w:type="spellStart"/>
+            <w:r>
+              <w:rPr>
+                <w:rFonts w:ascii="思源黑体 CN Normal" w:eastAsia="思源黑体 CN Normal" w:hAnsi="思源黑体 CN Normal"/>
+                <w:sz w:val="16"/>
+                <w:szCs w:val="16"/>
+              </w:rPr>
+              <w:t>sample.ngs_platform|e</w:t>
+            </w:r>
+            <w:proofErr w:type="spellEnd"/>
+            <w:r>
+              <w:rPr>
+                <w:rFonts w:ascii="思源黑体 CN Normal" w:eastAsia="思源黑体 CN Normal" w:hAnsi="思源黑体 CN Normal"/>
+                <w:sz w:val="16"/>
+                <w:szCs w:val="16"/>
+              </w:rPr>
+              <w:t>}}</w:t>
             </w:r>
           </w:p>
         </w:tc>
@@ -714,7 +745,25 @@
                 <w:sz w:val="16"/>
                 <w:szCs w:val="16"/>
               </w:rPr>
-              <w:t>基因全编码区及外显子-内含子连接区、部分UTR区（非翻译区）和内含子区热点变异；</w:t>
+              <w:t>基因全编码区及外显子-内含子连接区、部分UTR区（非翻译区）和内含子</w:t>
+            </w:r>
+            <w:proofErr w:type="gramStart"/>
+            <w:r>
+              <w:rPr>
+                <w:rFonts w:ascii="思源黑体 CN Normal" w:eastAsia="思源黑体 CN Normal" w:hAnsi="思源黑体 CN Normal"/>
+                <w:sz w:val="16"/>
+                <w:szCs w:val="16"/>
+              </w:rPr>
+              <w:t>区热点</w:t>
+            </w:r>
+            <w:proofErr w:type="gramEnd"/>
+            <w:r>
+              <w:rPr>
+                <w:rFonts w:ascii="思源黑体 CN Normal" w:eastAsia="思源黑体 CN Normal" w:hAnsi="思源黑体 CN Normal"/>
+                <w:sz w:val="16"/>
+                <w:szCs w:val="16"/>
+              </w:rPr>
+              <w:t>变异；</w:t>
             </w:r>
           </w:p>
           <w:p>
@@ -857,6 +906,7 @@
                 <w:szCs w:val="18"/>
               </w:rPr>
             </w:pPr>
+            <w:proofErr w:type="gramStart"/>
             <w:r>
               <w:rPr>
                 <w:rFonts w:ascii="思源黑体 CN Bold" w:eastAsia="思源黑体 CN Bold" w:hAnsi="思源黑体 CN Bold" w:hint="eastAsia"/>
@@ -868,6 +918,7 @@
               </w:rPr>
               <w:t>适检人群</w:t>
             </w:r>
+            <w:proofErr w:type="gramEnd"/>
           </w:p>
         </w:tc>
         <w:tc>
@@ -983,13 +1034,23 @@
                 <w:szCs w:val="16"/>
               </w:rPr>
             </w:pPr>
+            <w:proofErr w:type="gramStart"/>
             <w:r>
               <w:rPr>
                 <w:rFonts w:ascii="思源黑体 CN Normal" w:eastAsia="思源黑体 CN Normal" w:hAnsi="思源黑体 CN Normal"/>
                 <w:sz w:val="16"/>
                 <w:szCs w:val="16"/>
               </w:rPr>
-              <w:t>德系犹太裔</w:t>
+              <w:t>德系犹太</w:t>
+            </w:r>
+            <w:proofErr w:type="gramEnd"/>
+            <w:r>
+              <w:rPr>
+                <w:rFonts w:ascii="思源黑体 CN Normal" w:eastAsia="思源黑体 CN Normal" w:hAnsi="思源黑体 CN Normal"/>
+                <w:sz w:val="16"/>
+                <w:szCs w:val="16"/>
+              </w:rPr>
+              <w:t>裔</w:t>
             </w:r>
           </w:p>
           <w:p>
@@ -1818,7 +1879,51 @@
           <w:szCs w:val="16"/>
           <w:highlight w:val="cyan"/>
         </w:rPr>
-        <w:t>{% if judge_brca_cnv == “mlpa”%}</w:t>
+        <w:t xml:space="preserve">{% if </w:t>
+      </w:r>
+      <w:proofErr w:type="spellStart"/>
+      <w:r>
+        <w:rPr>
+          <w:rFonts w:ascii="思源黑体 CN Normal" w:eastAsia="思源黑体 CN Normal" w:hAnsi="思源黑体 CN Normal"/>
+          <w:color w:val="000000" w:themeColor="text1"/>
+          <w:sz w:val="16"/>
+          <w:szCs w:val="16"/>
+          <w:highlight w:val="cyan"/>
+        </w:rPr>
+        <w:t>judge_brca_cnv</w:t>
+      </w:r>
+      <w:proofErr w:type="spellEnd"/>
+      <w:r>
+        <w:rPr>
+          <w:rFonts w:ascii="思源黑体 CN Normal" w:eastAsia="思源黑体 CN Normal" w:hAnsi="思源黑体 CN Normal"/>
+          <w:color w:val="000000" w:themeColor="text1"/>
+          <w:sz w:val="16"/>
+          <w:szCs w:val="16"/>
+          <w:highlight w:val="cyan"/>
+        </w:rPr>
+        <w:t xml:space="preserve"> == “</w:t>
+      </w:r>
+      <w:proofErr w:type="spellStart"/>
+      <w:r>
+        <w:rPr>
+          <w:rFonts w:ascii="思源黑体 CN Normal" w:eastAsia="思源黑体 CN Normal" w:hAnsi="思源黑体 CN Normal"/>
+          <w:color w:val="000000" w:themeColor="text1"/>
+          <w:sz w:val="16"/>
+          <w:szCs w:val="16"/>
+          <w:highlight w:val="cyan"/>
+        </w:rPr>
+        <w:t>mlpa</w:t>
+      </w:r>
+      <w:proofErr w:type="spellEnd"/>
+      <w:r>
+        <w:rPr>
+          <w:rFonts w:ascii="思源黑体 CN Normal" w:eastAsia="思源黑体 CN Normal" w:hAnsi="思源黑体 CN Normal"/>
+          <w:color w:val="000000" w:themeColor="text1"/>
+          <w:sz w:val="16"/>
+          <w:szCs w:val="16"/>
+          <w:highlight w:val="cyan"/>
+        </w:rPr>
+        <w:t>”%}</w:t>
       </w:r>
       <w:r>
         <w:rPr>
@@ -2113,7 +2218,51 @@
           <w:szCs w:val="13"/>
           <w:highlight w:val="magenta"/>
         </w:rPr>
-        <w:t>{{r page_break }}</w:t>
+        <w:t xml:space="preserve">{{r </w:t>
+      </w:r>
+      <w:proofErr w:type="spellStart"/>
+      <w:r>
+        <w:rPr>
+          <w:rFonts w:ascii="思源黑体 CN Light" w:eastAsia="思源黑体 CN Light" w:hAnsi="思源黑体 CN Light" w:hint="eastAsia"/>
+          <w:color w:val="595959" w:themeColor="text1" w:themeTint="A6"/>
+          <w:sz w:val="13"/>
+          <w:szCs w:val="13"/>
+          <w:highlight w:val="magenta"/>
+        </w:rPr>
+        <w:t>page_</w:t>
+      </w:r>
+      <w:proofErr w:type="gramStart"/>
+      <w:r>
+        <w:rPr>
+          <w:rFonts w:ascii="思源黑体 CN Light" w:eastAsia="思源黑体 CN Light" w:hAnsi="思源黑体 CN Light" w:hint="eastAsia"/>
+          <w:color w:val="595959" w:themeColor="text1" w:themeTint="A6"/>
+          <w:sz w:val="13"/>
+          <w:szCs w:val="13"/>
+          <w:highlight w:val="magenta"/>
+        </w:rPr>
+        <w:t>break</w:t>
+      </w:r>
+      <w:proofErr w:type="spellEnd"/>
+      <w:r>
+        <w:rPr>
+          <w:rFonts w:ascii="思源黑体 CN Light" w:eastAsia="思源黑体 CN Light" w:hAnsi="思源黑体 CN Light" w:hint="eastAsia"/>
+          <w:color w:val="595959" w:themeColor="text1" w:themeTint="A6"/>
+          <w:sz w:val="13"/>
+          <w:szCs w:val="13"/>
+          <w:highlight w:val="magenta"/>
+        </w:rPr>
+        <w:t xml:space="preserve"> }</w:t>
+      </w:r>
+      <w:proofErr w:type="gramEnd"/>
+      <w:r>
+        <w:rPr>
+          <w:rFonts w:ascii="思源黑体 CN Light" w:eastAsia="思源黑体 CN Light" w:hAnsi="思源黑体 CN Light" w:hint="eastAsia"/>
+          <w:color w:val="595959" w:themeColor="text1" w:themeTint="A6"/>
+          <w:sz w:val="13"/>
+          <w:szCs w:val="13"/>
+          <w:highlight w:val="magenta"/>
+        </w:rPr>
+        <w:t>}</w:t>
       </w:r>
     </w:p>
     <w:tbl>
@@ -2805,7 +2954,51 @@
           <w:szCs w:val="13"/>
           <w:highlight w:val="magenta"/>
         </w:rPr>
-        <w:t>{{r page_break }}</w:t>
+        <w:t xml:space="preserve">{{r </w:t>
+      </w:r>
+      <w:proofErr w:type="spellStart"/>
+      <w:r>
+        <w:rPr>
+          <w:rFonts w:ascii="思源黑体 CN Light" w:eastAsia="思源黑体 CN Light" w:hAnsi="思源黑体 CN Light" w:hint="eastAsia"/>
+          <w:color w:val="595959" w:themeColor="text1" w:themeTint="A6"/>
+          <w:sz w:val="13"/>
+          <w:szCs w:val="13"/>
+          <w:highlight w:val="magenta"/>
+        </w:rPr>
+        <w:t>page_</w:t>
+      </w:r>
+      <w:proofErr w:type="gramStart"/>
+      <w:r>
+        <w:rPr>
+          <w:rFonts w:ascii="思源黑体 CN Light" w:eastAsia="思源黑体 CN Light" w:hAnsi="思源黑体 CN Light" w:hint="eastAsia"/>
+          <w:color w:val="595959" w:themeColor="text1" w:themeTint="A6"/>
+          <w:sz w:val="13"/>
+          <w:szCs w:val="13"/>
+          <w:highlight w:val="magenta"/>
+        </w:rPr>
+        <w:t>break</w:t>
+      </w:r>
+      <w:proofErr w:type="spellEnd"/>
+      <w:r>
+        <w:rPr>
+          <w:rFonts w:ascii="思源黑体 CN Light" w:eastAsia="思源黑体 CN Light" w:hAnsi="思源黑体 CN Light" w:hint="eastAsia"/>
+          <w:color w:val="595959" w:themeColor="text1" w:themeTint="A6"/>
+          <w:sz w:val="13"/>
+          <w:szCs w:val="13"/>
+          <w:highlight w:val="magenta"/>
+        </w:rPr>
+        <w:t xml:space="preserve"> }</w:t>
+      </w:r>
+      <w:proofErr w:type="gramEnd"/>
+      <w:r>
+        <w:rPr>
+          <w:rFonts w:ascii="思源黑体 CN Light" w:eastAsia="思源黑体 CN Light" w:hAnsi="思源黑体 CN Light" w:hint="eastAsia"/>
+          <w:color w:val="595959" w:themeColor="text1" w:themeTint="A6"/>
+          <w:sz w:val="13"/>
+          <w:szCs w:val="13"/>
+          <w:highlight w:val="magenta"/>
+        </w:rPr>
+        <w:t>}</w:t>
       </w:r>
     </w:p>
     <w:tbl>
@@ -3178,7 +3371,51 @@
           <w:szCs w:val="13"/>
           <w:highlight w:val="magenta"/>
         </w:rPr>
-        <w:t>{{r page_break }}</w:t>
+        <w:t xml:space="preserve">{{r </w:t>
+      </w:r>
+      <w:proofErr w:type="spellStart"/>
+      <w:r>
+        <w:rPr>
+          <w:rFonts w:ascii="思源黑体 CN Light" w:eastAsia="思源黑体 CN Light" w:hAnsi="思源黑体 CN Light" w:hint="eastAsia"/>
+          <w:color w:val="595959" w:themeColor="text1" w:themeTint="A6"/>
+          <w:sz w:val="13"/>
+          <w:szCs w:val="13"/>
+          <w:highlight w:val="magenta"/>
+        </w:rPr>
+        <w:t>page_</w:t>
+      </w:r>
+      <w:proofErr w:type="gramStart"/>
+      <w:r>
+        <w:rPr>
+          <w:rFonts w:ascii="思源黑体 CN Light" w:eastAsia="思源黑体 CN Light" w:hAnsi="思源黑体 CN Light" w:hint="eastAsia"/>
+          <w:color w:val="595959" w:themeColor="text1" w:themeTint="A6"/>
+          <w:sz w:val="13"/>
+          <w:szCs w:val="13"/>
+          <w:highlight w:val="magenta"/>
+        </w:rPr>
+        <w:t>break</w:t>
+      </w:r>
+      <w:proofErr w:type="spellEnd"/>
+      <w:r>
+        <w:rPr>
+          <w:rFonts w:ascii="思源黑体 CN Light" w:eastAsia="思源黑体 CN Light" w:hAnsi="思源黑体 CN Light" w:hint="eastAsia"/>
+          <w:color w:val="595959" w:themeColor="text1" w:themeTint="A6"/>
+          <w:sz w:val="13"/>
+          <w:szCs w:val="13"/>
+          <w:highlight w:val="magenta"/>
+        </w:rPr>
+        <w:t xml:space="preserve"> }</w:t>
+      </w:r>
+      <w:proofErr w:type="gramEnd"/>
+      <w:r>
+        <w:rPr>
+          <w:rFonts w:ascii="思源黑体 CN Light" w:eastAsia="思源黑体 CN Light" w:hAnsi="思源黑体 CN Light" w:hint="eastAsia"/>
+          <w:color w:val="595959" w:themeColor="text1" w:themeTint="A6"/>
+          <w:sz w:val="13"/>
+          <w:szCs w:val="13"/>
+          <w:highlight w:val="magenta"/>
+        </w:rPr>
+        <w:t>}</w:t>
       </w:r>
     </w:p>
     <w:tbl>
@@ -3551,7 +3788,51 @@
           <w:szCs w:val="13"/>
           <w:highlight w:val="magenta"/>
         </w:rPr>
-        <w:t>{{r page_break }}</w:t>
+        <w:t xml:space="preserve">{{r </w:t>
+      </w:r>
+      <w:proofErr w:type="spellStart"/>
+      <w:r>
+        <w:rPr>
+          <w:rFonts w:ascii="思源黑体 CN Light" w:eastAsia="思源黑体 CN Light" w:hAnsi="思源黑体 CN Light" w:hint="eastAsia"/>
+          <w:color w:val="595959" w:themeColor="text1" w:themeTint="A6"/>
+          <w:sz w:val="13"/>
+          <w:szCs w:val="13"/>
+          <w:highlight w:val="magenta"/>
+        </w:rPr>
+        <w:t>page_</w:t>
+      </w:r>
+      <w:proofErr w:type="gramStart"/>
+      <w:r>
+        <w:rPr>
+          <w:rFonts w:ascii="思源黑体 CN Light" w:eastAsia="思源黑体 CN Light" w:hAnsi="思源黑体 CN Light" w:hint="eastAsia"/>
+          <w:color w:val="595959" w:themeColor="text1" w:themeTint="A6"/>
+          <w:sz w:val="13"/>
+          <w:szCs w:val="13"/>
+          <w:highlight w:val="magenta"/>
+        </w:rPr>
+        <w:t>break</w:t>
+      </w:r>
+      <w:proofErr w:type="spellEnd"/>
+      <w:r>
+        <w:rPr>
+          <w:rFonts w:ascii="思源黑体 CN Light" w:eastAsia="思源黑体 CN Light" w:hAnsi="思源黑体 CN Light" w:hint="eastAsia"/>
+          <w:color w:val="595959" w:themeColor="text1" w:themeTint="A6"/>
+          <w:sz w:val="13"/>
+          <w:szCs w:val="13"/>
+          <w:highlight w:val="magenta"/>
+        </w:rPr>
+        <w:t xml:space="preserve"> }</w:t>
+      </w:r>
+      <w:proofErr w:type="gramEnd"/>
+      <w:r>
+        <w:rPr>
+          <w:rFonts w:ascii="思源黑体 CN Light" w:eastAsia="思源黑体 CN Light" w:hAnsi="思源黑体 CN Light" w:hint="eastAsia"/>
+          <w:color w:val="595959" w:themeColor="text1" w:themeTint="A6"/>
+          <w:sz w:val="13"/>
+          <w:szCs w:val="13"/>
+          <w:highlight w:val="magenta"/>
+        </w:rPr>
+        <w:t>}</w:t>
       </w:r>
     </w:p>
     <w:p>
@@ -3571,7 +3852,63 @@
           <w:szCs w:val="13"/>
           <w:highlight w:val="cyan"/>
         </w:rPr>
-        <w:t>{%p if judge_brca_cnv == “mlpa”%}</w:t>
+        <w:t xml:space="preserve">{%p if </w:t>
+      </w:r>
+      <w:proofErr w:type="spellStart"/>
+      <w:r>
+        <w:rPr>
+          <w:rFonts w:ascii="思源黑体 CN Light" w:eastAsia="思源黑体 CN Light" w:hAnsi="思源黑体 CN Light"/>
+          <w:color w:val="595959" w:themeColor="text1" w:themeTint="A6"/>
+          <w:sz w:val="13"/>
+          <w:szCs w:val="13"/>
+          <w:highlight w:val="cyan"/>
+        </w:rPr>
+        <w:t>judge_brca_cnv</w:t>
+      </w:r>
+      <w:proofErr w:type="spellEnd"/>
+      <w:r>
+        <w:rPr>
+          <w:rFonts w:ascii="思源黑体 CN Light" w:eastAsia="思源黑体 CN Light" w:hAnsi="思源黑体 CN Light"/>
+          <w:color w:val="595959" w:themeColor="text1" w:themeTint="A6"/>
+          <w:sz w:val="13"/>
+          <w:szCs w:val="13"/>
+          <w:highlight w:val="cyan"/>
+        </w:rPr>
+        <w:t xml:space="preserve"> == “</w:t>
+      </w:r>
+      <w:proofErr w:type="spellStart"/>
+      <w:proofErr w:type="gramStart"/>
+      <w:r>
+        <w:rPr>
+          <w:rFonts w:ascii="思源黑体 CN Light" w:eastAsia="思源黑体 CN Light" w:hAnsi="思源黑体 CN Light"/>
+          <w:color w:val="595959" w:themeColor="text1" w:themeTint="A6"/>
+          <w:sz w:val="13"/>
+          <w:szCs w:val="13"/>
+          <w:highlight w:val="cyan"/>
+        </w:rPr>
+        <w:t>mlpa</w:t>
+      </w:r>
+      <w:proofErr w:type="spellEnd"/>
+      <w:r>
+        <w:rPr>
+          <w:rFonts w:ascii="思源黑体 CN Light" w:eastAsia="思源黑体 CN Light" w:hAnsi="思源黑体 CN Light"/>
+          <w:color w:val="595959" w:themeColor="text1" w:themeTint="A6"/>
+          <w:sz w:val="13"/>
+          <w:szCs w:val="13"/>
+          <w:highlight w:val="cyan"/>
+        </w:rPr>
+        <w:t>”%</w:t>
+      </w:r>
+      <w:proofErr w:type="gramEnd"/>
+      <w:r>
+        <w:rPr>
+          <w:rFonts w:ascii="思源黑体 CN Light" w:eastAsia="思源黑体 CN Light" w:hAnsi="思源黑体 CN Light"/>
+          <w:color w:val="595959" w:themeColor="text1" w:themeTint="A6"/>
+          <w:sz w:val="13"/>
+          <w:szCs w:val="13"/>
+          <w:highlight w:val="cyan"/>
+        </w:rPr>
+        <w:t>}</w:t>
       </w:r>
     </w:p>
     <w:p>
@@ -3599,7 +3936,25 @@
           <w:sz w:val="16"/>
           <w:szCs w:val="16"/>
         </w:rPr>
-        <w:t>var_brca.snv_m.B1_G_L5+ var_brca.snv_m.B2_G_L5 + var_brca.mlpa_v2.B1_mlpa_L5 + var_brca.mlpa_v2.B2_mlpa_L5 + var_brca.snv_m.B1_G_L4+ var_brca.snv_m.B2_G_L4+ var_brca.mlpa_v2.B1_mlpa_L4 + var_brca.mlpa_v2.B2_mlpa_L4</w:t>
+        <w:t>var_brca.snv_</w:t>
+      </w:r>
+      <w:proofErr w:type="gramStart"/>
+      <w:r>
+        <w:rPr>
+          <w:rFonts w:ascii="思源黑体 CN Normal" w:eastAsia="思源黑体 CN Normal" w:hAnsi="思源黑体 CN Normal"/>
+          <w:sz w:val="16"/>
+          <w:szCs w:val="16"/>
+        </w:rPr>
+        <w:t>m.B</w:t>
+      </w:r>
+      <w:proofErr w:type="gramEnd"/>
+      <w:r>
+        <w:rPr>
+          <w:rFonts w:ascii="思源黑体 CN Normal" w:eastAsia="思源黑体 CN Normal" w:hAnsi="思源黑体 CN Normal"/>
+          <w:sz w:val="16"/>
+          <w:szCs w:val="16"/>
+        </w:rPr>
+        <w:t>1_G_L5+ var_brca.snv_m.B2_G_L5 + var_brca.mlpa_v2.B1_mlpa_L5 + var_brca.mlpa_v2.B2_mlpa_L5 + var_brca.snv_m.B1_G_L4+ var_brca.snv_m.B2_G_L4+ var_brca.mlpa_v2.B1_mlpa_L4 + var_brca.mlpa_v2.B2_mlpa_L4</w:t>
       </w:r>
       <w:r>
         <w:rPr>
@@ -3722,7 +4077,7 @@
                     </wp:anchor>
                   </w:drawing>
                 </mc:Choice>
-                <mc:Fallback xmlns:oel="http://schemas.microsoft.com/office/2019/extlst" xmlns:wpsCustomData="http://www.wps.cn/officeDocument/2013/wpsCustomData">
+                <mc:Fallback xmlns:wpsCustomData="http://www.wps.cn/officeDocument/2013/wpsCustomData" xmlns:oel="http://schemas.microsoft.com/office/2019/extlst">
                   <w:pict>
                     <v:shape id="流程图: 接点 22" o:spid="_x0000_s1026" o:spt="120" type="#_x0000_t120" style="position:absolute;left:0pt;margin-left:191.85pt;margin-top:3.25pt;height:25.15pt;width:24.65pt;z-index:-251640832;v-text-anchor:middle;mso-width-relative:page;mso-height-relative:page;" fillcolor="#1E7648" filled="t" stroked="f" coordsize="21600,21600" o:gfxdata="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">
                       <v:fill on="t" focussize="0,0"/>
@@ -3853,7 +4208,7 @@
                     </wp:anchor>
                   </w:drawing>
                 </mc:Choice>
-                <mc:Fallback xmlns:oel="http://schemas.microsoft.com/office/2019/extlst" xmlns:wpsCustomData="http://www.wps.cn/officeDocument/2013/wpsCustomData">
+                <mc:Fallback xmlns:wpsCustomData="http://www.wps.cn/officeDocument/2013/wpsCustomData" xmlns:oel="http://schemas.microsoft.com/office/2019/extlst">
                   <w:pict>
                     <v:roundrect id="矩形: 圆角 23" o:spid="_x0000_s1026" o:spt="2" style="position:absolute;left:0pt;margin-left:-5.15pt;margin-top:3.2pt;height:25.3pt;width:96pt;mso-position-horizontal-relative:margin;z-index:-251641856;v-text-anchor:middle;mso-width-relative:page;mso-height-relative:page;" fillcolor="#F2F2F2 [3052]" filled="t" stroked="f" coordsize="21600,21600" arcsize="0.166666666666667" o:gfxdata="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">
                       <v:fill on="t" focussize="0,0"/>
@@ -3987,7 +4342,51 @@
           <w:szCs w:val="13"/>
           <w:highlight w:val="magenta"/>
         </w:rPr>
-        <w:t>{{r page_break }}</w:t>
+        <w:t xml:space="preserve">{{r </w:t>
+      </w:r>
+      <w:proofErr w:type="spellStart"/>
+      <w:r>
+        <w:rPr>
+          <w:rFonts w:ascii="思源黑体 CN Light" w:eastAsia="思源黑体 CN Light" w:hAnsi="思源黑体 CN Light" w:hint="eastAsia"/>
+          <w:color w:val="595959" w:themeColor="text1" w:themeTint="A6"/>
+          <w:sz w:val="13"/>
+          <w:szCs w:val="13"/>
+          <w:highlight w:val="magenta"/>
+        </w:rPr>
+        <w:t>page_</w:t>
+      </w:r>
+      <w:proofErr w:type="gramStart"/>
+      <w:r>
+        <w:rPr>
+          <w:rFonts w:ascii="思源黑体 CN Light" w:eastAsia="思源黑体 CN Light" w:hAnsi="思源黑体 CN Light" w:hint="eastAsia"/>
+          <w:color w:val="595959" w:themeColor="text1" w:themeTint="A6"/>
+          <w:sz w:val="13"/>
+          <w:szCs w:val="13"/>
+          <w:highlight w:val="magenta"/>
+        </w:rPr>
+        <w:t>break</w:t>
+      </w:r>
+      <w:proofErr w:type="spellEnd"/>
+      <w:r>
+        <w:rPr>
+          <w:rFonts w:ascii="思源黑体 CN Light" w:eastAsia="思源黑体 CN Light" w:hAnsi="思源黑体 CN Light" w:hint="eastAsia"/>
+          <w:color w:val="595959" w:themeColor="text1" w:themeTint="A6"/>
+          <w:sz w:val="13"/>
+          <w:szCs w:val="13"/>
+          <w:highlight w:val="magenta"/>
+        </w:rPr>
+        <w:t xml:space="preserve"> }</w:t>
+      </w:r>
+      <w:proofErr w:type="gramEnd"/>
+      <w:r>
+        <w:rPr>
+          <w:rFonts w:ascii="思源黑体 CN Light" w:eastAsia="思源黑体 CN Light" w:hAnsi="思源黑体 CN Light" w:hint="eastAsia"/>
+          <w:color w:val="595959" w:themeColor="text1" w:themeTint="A6"/>
+          <w:sz w:val="13"/>
+          <w:szCs w:val="13"/>
+          <w:highlight w:val="magenta"/>
+        </w:rPr>
+        <w:t>}</w:t>
       </w:r>
     </w:p>
     <w:p>
@@ -4039,7 +4438,25 @@
           <w:sz w:val="16"/>
           <w:szCs w:val="16"/>
         </w:rPr>
-        <w:t>var_brca.snv_m.B1_G_L5+ var_brca.snv_m.B2_G_L5 + var_brca.gcnv_v2.B1_gcnv_L5 + var_brca.gcnv_v2.B2_gcnv_L5 + var_brca.snv_m.B1_G_L4+ var_brca.snv_m.B2_G_L4+ var_brca.gcnv_v2.B1_gcnv_L4 + var_brca.gcnv_v2.B2_gcnv_L4</w:t>
+        <w:t>var_brca.snv_</w:t>
+      </w:r>
+      <w:proofErr w:type="gramStart"/>
+      <w:r>
+        <w:rPr>
+          <w:rFonts w:ascii="思源黑体 CN Normal" w:eastAsia="思源黑体 CN Normal" w:hAnsi="思源黑体 CN Normal"/>
+          <w:sz w:val="16"/>
+          <w:szCs w:val="16"/>
+        </w:rPr>
+        <w:t>m.B</w:t>
+      </w:r>
+      <w:proofErr w:type="gramEnd"/>
+      <w:r>
+        <w:rPr>
+          <w:rFonts w:ascii="思源黑体 CN Normal" w:eastAsia="思源黑体 CN Normal" w:hAnsi="思源黑体 CN Normal"/>
+          <w:sz w:val="16"/>
+          <w:szCs w:val="16"/>
+        </w:rPr>
+        <w:t>1_G_L5+ var_brca.snv_m.B2_G_L5 + var_brca.gcnv_v2.B1_gcnv_L5 + var_brca.gcnv_v2.B2_gcnv_L5 + var_brca.snv_m.B1_G_L4+ var_brca.snv_m.B2_G_L4+ var_brca.gcnv_v2.B1_gcnv_L4 + var_brca.gcnv_v2.B2_gcnv_L4</w:t>
       </w:r>
       <w:r>
         <w:rPr>
@@ -4425,7 +4842,51 @@
           <w:szCs w:val="13"/>
           <w:highlight w:val="magenta"/>
         </w:rPr>
-        <w:t>{{r page_break }}</w:t>
+        <w:t xml:space="preserve">{{r </w:t>
+      </w:r>
+      <w:proofErr w:type="spellStart"/>
+      <w:r>
+        <w:rPr>
+          <w:rFonts w:ascii="思源黑体 CN Light" w:eastAsia="思源黑体 CN Light" w:hAnsi="思源黑体 CN Light" w:hint="eastAsia"/>
+          <w:color w:val="595959" w:themeColor="text1" w:themeTint="A6"/>
+          <w:sz w:val="13"/>
+          <w:szCs w:val="13"/>
+          <w:highlight w:val="magenta"/>
+        </w:rPr>
+        <w:t>page_</w:t>
+      </w:r>
+      <w:proofErr w:type="gramStart"/>
+      <w:r>
+        <w:rPr>
+          <w:rFonts w:ascii="思源黑体 CN Light" w:eastAsia="思源黑体 CN Light" w:hAnsi="思源黑体 CN Light" w:hint="eastAsia"/>
+          <w:color w:val="595959" w:themeColor="text1" w:themeTint="A6"/>
+          <w:sz w:val="13"/>
+          <w:szCs w:val="13"/>
+          <w:highlight w:val="magenta"/>
+        </w:rPr>
+        <w:t>break</w:t>
+      </w:r>
+      <w:proofErr w:type="spellEnd"/>
+      <w:r>
+        <w:rPr>
+          <w:rFonts w:ascii="思源黑体 CN Light" w:eastAsia="思源黑体 CN Light" w:hAnsi="思源黑体 CN Light" w:hint="eastAsia"/>
+          <w:color w:val="595959" w:themeColor="text1" w:themeTint="A6"/>
+          <w:sz w:val="13"/>
+          <w:szCs w:val="13"/>
+          <w:highlight w:val="magenta"/>
+        </w:rPr>
+        <w:t xml:space="preserve"> }</w:t>
+      </w:r>
+      <w:proofErr w:type="gramEnd"/>
+      <w:r>
+        <w:rPr>
+          <w:rFonts w:ascii="思源黑体 CN Light" w:eastAsia="思源黑体 CN Light" w:hAnsi="思源黑体 CN Light" w:hint="eastAsia"/>
+          <w:color w:val="595959" w:themeColor="text1" w:themeTint="A6"/>
+          <w:sz w:val="13"/>
+          <w:szCs w:val="13"/>
+          <w:highlight w:val="magenta"/>
+        </w:rPr>
+        <w:t>}</w:t>
       </w:r>
     </w:p>
     <w:p>
@@ -4458,7 +4919,63 @@
           <w:szCs w:val="13"/>
           <w:highlight w:val="cyan"/>
         </w:rPr>
-        <w:t>{%p if judge_brca_cnv == “mlpa”%}</w:t>
+        <w:t xml:space="preserve">{%p if </w:t>
+      </w:r>
+      <w:proofErr w:type="spellStart"/>
+      <w:r>
+        <w:rPr>
+          <w:rFonts w:ascii="思源黑体 CN Light" w:eastAsia="思源黑体 CN Light" w:hAnsi="思源黑体 CN Light"/>
+          <w:color w:val="595959" w:themeColor="text1" w:themeTint="A6"/>
+          <w:sz w:val="13"/>
+          <w:szCs w:val="13"/>
+          <w:highlight w:val="cyan"/>
+        </w:rPr>
+        <w:t>judge_brca_cnv</w:t>
+      </w:r>
+      <w:proofErr w:type="spellEnd"/>
+      <w:r>
+        <w:rPr>
+          <w:rFonts w:ascii="思源黑体 CN Light" w:eastAsia="思源黑体 CN Light" w:hAnsi="思源黑体 CN Light"/>
+          <w:color w:val="595959" w:themeColor="text1" w:themeTint="A6"/>
+          <w:sz w:val="13"/>
+          <w:szCs w:val="13"/>
+          <w:highlight w:val="cyan"/>
+        </w:rPr>
+        <w:t xml:space="preserve"> == “</w:t>
+      </w:r>
+      <w:proofErr w:type="spellStart"/>
+      <w:proofErr w:type="gramStart"/>
+      <w:r>
+        <w:rPr>
+          <w:rFonts w:ascii="思源黑体 CN Light" w:eastAsia="思源黑体 CN Light" w:hAnsi="思源黑体 CN Light"/>
+          <w:color w:val="595959" w:themeColor="text1" w:themeTint="A6"/>
+          <w:sz w:val="13"/>
+          <w:szCs w:val="13"/>
+          <w:highlight w:val="cyan"/>
+        </w:rPr>
+        <w:t>mlpa</w:t>
+      </w:r>
+      <w:proofErr w:type="spellEnd"/>
+      <w:r>
+        <w:rPr>
+          <w:rFonts w:ascii="思源黑体 CN Light" w:eastAsia="思源黑体 CN Light" w:hAnsi="思源黑体 CN Light"/>
+          <w:color w:val="595959" w:themeColor="text1" w:themeTint="A6"/>
+          <w:sz w:val="13"/>
+          <w:szCs w:val="13"/>
+          <w:highlight w:val="cyan"/>
+        </w:rPr>
+        <w:t>”%</w:t>
+      </w:r>
+      <w:proofErr w:type="gramEnd"/>
+      <w:r>
+        <w:rPr>
+          <w:rFonts w:ascii="思源黑体 CN Light" w:eastAsia="思源黑体 CN Light" w:hAnsi="思源黑体 CN Light"/>
+          <w:color w:val="595959" w:themeColor="text1" w:themeTint="A6"/>
+          <w:sz w:val="13"/>
+          <w:szCs w:val="13"/>
+          <w:highlight w:val="cyan"/>
+        </w:rPr>
+        <w:t>}</w:t>
       </w:r>
     </w:p>
     <w:p>
@@ -4485,7 +5002,25 @@
           <w:sz w:val="16"/>
           <w:szCs w:val="16"/>
         </w:rPr>
-        <w:t>var_brca.snv_m.B1_G_L5+ var_brca.snv_m.B2_G_L5 + var_brca.mlpa_v2.B1_mlpa_L5 + var_brca.mlpa_v2.B2_mlpa_L5 + var_brca.snv_m.B1_G_L4+ var_brca.snv_m.B2_G_L4+ var_brca.mlpa_v2.B1_mlpa_L4 + var_brca.mlpa_v2.B2_mlpa_L4</w:t>
+        <w:t>var_brca.snv_</w:t>
+      </w:r>
+      <w:proofErr w:type="gramStart"/>
+      <w:r>
+        <w:rPr>
+          <w:rFonts w:ascii="思源黑体 CN Normal" w:eastAsia="思源黑体 CN Normal" w:hAnsi="思源黑体 CN Normal"/>
+          <w:sz w:val="16"/>
+          <w:szCs w:val="16"/>
+        </w:rPr>
+        <w:t>m.B</w:t>
+      </w:r>
+      <w:proofErr w:type="gramEnd"/>
+      <w:r>
+        <w:rPr>
+          <w:rFonts w:ascii="思源黑体 CN Normal" w:eastAsia="思源黑体 CN Normal" w:hAnsi="思源黑体 CN Normal"/>
+          <w:sz w:val="16"/>
+          <w:szCs w:val="16"/>
+        </w:rPr>
+        <w:t>1_G_L5+ var_brca.snv_m.B2_G_L5 + var_brca.mlpa_v2.B1_mlpa_L5 + var_brca.mlpa_v2.B2_mlpa_L5 + var_brca.snv_m.B1_G_L4+ var_brca.snv_m.B2_G_L4+ var_brca.mlpa_v2.B1_mlpa_L4 + var_brca.mlpa_v2.B2_mlpa_L4</w:t>
       </w:r>
       <w:r>
         <w:rPr>
@@ -5125,7 +5660,25 @@
           <w:sz w:val="16"/>
           <w:szCs w:val="16"/>
         </w:rPr>
-        <w:t>var_brca.snv_m.B1_G_L5+ var_brca.snv_m.B2_G_L5 + var_brca.gcnv_v2.B1_gcnv_L5 + var_brca.gcnv_v2.B2_gcnv_L5 + var_brca.snv_m.B1_G_L4+ var_brca.snv_m.B2_G_L4+ var_brca.gcnv_v2.B1_gcnv_L4 + var_brca.gcnv_v2.B2_gcnv_L4</w:t>
+        <w:t>var_brca.snv_</w:t>
+      </w:r>
+      <w:proofErr w:type="gramStart"/>
+      <w:r>
+        <w:rPr>
+          <w:rFonts w:ascii="思源黑体 CN Normal" w:eastAsia="思源黑体 CN Normal" w:hAnsi="思源黑体 CN Normal"/>
+          <w:sz w:val="16"/>
+          <w:szCs w:val="16"/>
+        </w:rPr>
+        <w:t>m.B</w:t>
+      </w:r>
+      <w:proofErr w:type="gramEnd"/>
+      <w:r>
+        <w:rPr>
+          <w:rFonts w:ascii="思源黑体 CN Normal" w:eastAsia="思源黑体 CN Normal" w:hAnsi="思源黑体 CN Normal"/>
+          <w:sz w:val="16"/>
+          <w:szCs w:val="16"/>
+        </w:rPr>
+        <w:t>1_G_L5+ var_brca.snv_m.B2_G_L5 + var_brca.gcnv_v2.B1_gcnv_L5 + var_brca.gcnv_v2.B2_gcnv_L5 + var_brca.snv_m.B1_G_L4+ var_brca.snv_m.B2_G_L4+ var_brca.gcnv_v2.B1_gcnv_L4 + var_brca.gcnv_v2.B2_gcnv_L4</w:t>
       </w:r>
       <w:r>
         <w:rPr>
@@ -6127,8 +6680,10 @@
                 <w:szCs w:val="17"/>
                 <w:lang w:bidi="ar"/>
               </w:rPr>
-              <w:t>{%if sample.tumor_content%}{{sample.tumor_content}}{%else%}{%if lib_quality_cont</w:t>
-            </w:r>
+              <w:t xml:space="preserve">{%if </w:t>
+            </w:r>
+            <w:proofErr w:type="spellStart"/>
+            <w:proofErr w:type="gramStart"/>
             <w:r>
               <w:rPr>
                 <w:rFonts w:ascii="思源黑体 CN Normal" w:eastAsia="思源黑体 CN Normal" w:hAnsi="思源黑体 CN Normal" w:cs="思源黑体 CN Light"/>
@@ -6137,8 +6692,106 @@
                 <w:szCs w:val="17"/>
                 <w:lang w:bidi="ar"/>
               </w:rPr>
+              <w:t>sample.tumor</w:t>
+            </w:r>
+            <w:proofErr w:type="gramEnd"/>
+            <w:r>
+              <w:rPr>
+                <w:rFonts w:ascii="思源黑体 CN Normal" w:eastAsia="思源黑体 CN Normal" w:hAnsi="思源黑体 CN Normal" w:cs="思源黑体 CN Light"/>
+                <w:kern w:val="0"/>
+                <w:sz w:val="17"/>
+                <w:szCs w:val="17"/>
+                <w:lang w:bidi="ar"/>
+              </w:rPr>
+              <w:t>_content</w:t>
+            </w:r>
+            <w:proofErr w:type="spellEnd"/>
+            <w:r>
+              <w:rPr>
+                <w:rFonts w:ascii="思源黑体 CN Normal" w:eastAsia="思源黑体 CN Normal" w:hAnsi="思源黑体 CN Normal" w:cs="思源黑体 CN Light"/>
+                <w:kern w:val="0"/>
+                <w:sz w:val="17"/>
+                <w:szCs w:val="17"/>
+                <w:lang w:bidi="ar"/>
+              </w:rPr>
+              <w:t>%}{{</w:t>
+            </w:r>
+            <w:proofErr w:type="spellStart"/>
+            <w:r>
+              <w:rPr>
+                <w:rFonts w:ascii="思源黑体 CN Normal" w:eastAsia="思源黑体 CN Normal" w:hAnsi="思源黑体 CN Normal" w:cs="思源黑体 CN Light"/>
+                <w:kern w:val="0"/>
+                <w:sz w:val="17"/>
+                <w:szCs w:val="17"/>
+                <w:lang w:bidi="ar"/>
+              </w:rPr>
+              <w:t>sample.tumor_content</w:t>
+            </w:r>
+            <w:proofErr w:type="spellEnd"/>
+            <w:r>
+              <w:rPr>
+                <w:rFonts w:ascii="思源黑体 CN Normal" w:eastAsia="思源黑体 CN Normal" w:hAnsi="思源黑体 CN Normal" w:cs="思源黑体 CN Light"/>
+                <w:kern w:val="0"/>
+                <w:sz w:val="17"/>
+                <w:szCs w:val="17"/>
+                <w:lang w:bidi="ar"/>
+              </w:rPr>
+              <w:t xml:space="preserve">}}{%else%}{%if </w:t>
+            </w:r>
+            <w:proofErr w:type="spellStart"/>
+            <w:r>
+              <w:rPr>
+                <w:rFonts w:ascii="思源黑体 CN Normal" w:eastAsia="思源黑体 CN Normal" w:hAnsi="思源黑体 CN Normal" w:cs="思源黑体 CN Light"/>
+                <w:kern w:val="0"/>
+                <w:sz w:val="17"/>
+                <w:szCs w:val="17"/>
+                <w:lang w:bidi="ar"/>
+              </w:rPr>
+              <w:t>lib_quality_cont</w:t>
+            </w:r>
+            <w:r>
+              <w:rPr>
+                <w:rFonts w:ascii="思源黑体 CN Normal" w:eastAsia="思源黑体 CN Normal" w:hAnsi="思源黑体 CN Normal" w:cs="思源黑体 CN Light"/>
+                <w:kern w:val="0"/>
+                <w:sz w:val="17"/>
+                <w:szCs w:val="17"/>
+                <w:lang w:bidi="ar"/>
+              </w:rPr>
               <w:lastRenderedPageBreak/>
-              <w:t>rol and lib_quality_control.lib_dna_qc and lib_quality_control.lib_dna_qc.tumor_content%}{{lib_quality_control.lib_dna_qc.tumor_content}}{%else%}/{%endif%}{%endif%}</w:t>
+              <w:t>rol</w:t>
+            </w:r>
+            <w:proofErr w:type="spellEnd"/>
+            <w:r>
+              <w:rPr>
+                <w:rFonts w:ascii="思源黑体 CN Normal" w:eastAsia="思源黑体 CN Normal" w:hAnsi="思源黑体 CN Normal" w:cs="思源黑体 CN Light"/>
+                <w:kern w:val="0"/>
+                <w:sz w:val="17"/>
+                <w:szCs w:val="17"/>
+                <w:lang w:bidi="ar"/>
+              </w:rPr>
+              <w:t xml:space="preserve"> and </w:t>
+            </w:r>
+            <w:proofErr w:type="spellStart"/>
+            <w:r>
+              <w:rPr>
+                <w:rFonts w:ascii="思源黑体 CN Normal" w:eastAsia="思源黑体 CN Normal" w:hAnsi="思源黑体 CN Normal" w:cs="思源黑体 CN Light"/>
+                <w:kern w:val="0"/>
+                <w:sz w:val="17"/>
+                <w:szCs w:val="17"/>
+                <w:lang w:bidi="ar"/>
+              </w:rPr>
+              <w:t>lib_quality_control.lib_dna_qc</w:t>
+            </w:r>
+            <w:proofErr w:type="spellEnd"/>
+            <w:r>
+              <w:rPr>
+                <w:rFonts w:ascii="思源黑体 CN Normal" w:eastAsia="思源黑体 CN Normal" w:hAnsi="思源黑体 CN Normal" w:cs="思源黑体 CN Light"/>
+                <w:kern w:val="0"/>
+                <w:sz w:val="17"/>
+                <w:szCs w:val="17"/>
+                <w:lang w:bidi="ar"/>
+              </w:rPr>
+              <w:t xml:space="preserve"> and lib_quality_control.lib_dna_qc.tumor_content%}{{lib_quality_control.lib_dna_qc.tumor_content}}{%else%}/{%endif%}{%endif%}</w:t>
             </w:r>
           </w:p>
         </w:tc>
@@ -6374,7 +7027,73 @@
                 <w:szCs w:val="17"/>
                 <w:lang w:bidi="ar"/>
               </w:rPr>
-              <w:t>{%if lib_quality_control and lib_quality_control.lib_dna_qc and lib_quality_control.lib_dna_qc.dna_qty%}{{lib_quality_control.lib_dna_qc.dna_qty|replace(“.00”,””)}}{%else%}{%endif%}</w:t>
+              <w:t xml:space="preserve">{%if </w:t>
+            </w:r>
+            <w:proofErr w:type="spellStart"/>
+            <w:r>
+              <w:rPr>
+                <w:rFonts w:ascii="思源黑体 CN Normal" w:eastAsia="思源黑体 CN Normal" w:hAnsi="思源黑体 CN Normal" w:cs="思源黑体 CN Light"/>
+                <w:kern w:val="0"/>
+                <w:sz w:val="17"/>
+                <w:szCs w:val="17"/>
+                <w:lang w:bidi="ar"/>
+              </w:rPr>
+              <w:t>lib_quality_control</w:t>
+            </w:r>
+            <w:proofErr w:type="spellEnd"/>
+            <w:r>
+              <w:rPr>
+                <w:rFonts w:ascii="思源黑体 CN Normal" w:eastAsia="思源黑体 CN Normal" w:hAnsi="思源黑体 CN Normal" w:cs="思源黑体 CN Light"/>
+                <w:kern w:val="0"/>
+                <w:sz w:val="17"/>
+                <w:szCs w:val="17"/>
+                <w:lang w:bidi="ar"/>
+              </w:rPr>
+              <w:t xml:space="preserve"> and </w:t>
+            </w:r>
+            <w:proofErr w:type="spellStart"/>
+            <w:r>
+              <w:rPr>
+                <w:rFonts w:ascii="思源黑体 CN Normal" w:eastAsia="思源黑体 CN Normal" w:hAnsi="思源黑体 CN Normal" w:cs="思源黑体 CN Light"/>
+                <w:kern w:val="0"/>
+                <w:sz w:val="17"/>
+                <w:szCs w:val="17"/>
+                <w:lang w:bidi="ar"/>
+              </w:rPr>
+              <w:t>lib_quality_control.lib_dna_qc</w:t>
+            </w:r>
+            <w:proofErr w:type="spellEnd"/>
+            <w:r>
+              <w:rPr>
+                <w:rFonts w:ascii="思源黑体 CN Normal" w:eastAsia="思源黑体 CN Normal" w:hAnsi="思源黑体 CN Normal" w:cs="思源黑体 CN Light"/>
+                <w:kern w:val="0"/>
+                <w:sz w:val="17"/>
+                <w:szCs w:val="17"/>
+                <w:lang w:bidi="ar"/>
+              </w:rPr>
+              <w:t xml:space="preserve"> and lib_quality_control.lib_dna_qc.dna_qty</w:t>
+            </w:r>
+            <w:proofErr w:type="gramStart"/>
+            <w:r>
+              <w:rPr>
+                <w:rFonts w:ascii="思源黑体 CN Normal" w:eastAsia="思源黑体 CN Normal" w:hAnsi="思源黑体 CN Normal" w:cs="思源黑体 CN Light"/>
+                <w:kern w:val="0"/>
+                <w:sz w:val="17"/>
+                <w:szCs w:val="17"/>
+                <w:lang w:bidi="ar"/>
+              </w:rPr>
+              <w:t>%}{</w:t>
+            </w:r>
+            <w:proofErr w:type="gramEnd"/>
+            <w:r>
+              <w:rPr>
+                <w:rFonts w:ascii="思源黑体 CN Normal" w:eastAsia="思源黑体 CN Normal" w:hAnsi="思源黑体 CN Normal" w:cs="思源黑体 CN Light"/>
+                <w:kern w:val="0"/>
+                <w:sz w:val="17"/>
+                <w:szCs w:val="17"/>
+                <w:lang w:bidi="ar"/>
+              </w:rPr>
+              <w:t>{lib_quality_control.lib_dna_qc.dna_qty|replace(“.00”,””)}}{%else%}{%endif%}</w:t>
             </w:r>
           </w:p>
         </w:tc>
@@ -6450,8 +7169,9 @@
                 <w:szCs w:val="17"/>
                 <w:lang w:bidi="ar"/>
               </w:rPr>
-              <w:t>{%if lib_quality_control and lib_quality_control.</w:t>
-            </w:r>
+              <w:t xml:space="preserve">{%if </w:t>
+            </w:r>
+            <w:proofErr w:type="spellStart"/>
             <w:r>
               <w:rPr>
                 <w:rFonts w:ascii="思源黑体 CN Normal" w:eastAsia="思源黑体 CN Normal" w:hAnsi="思源黑体 CN Normal" w:cs="思源黑体 CN Light"/>
@@ -6460,8 +7180,9 @@
                 <w:szCs w:val="17"/>
                 <w:lang w:bidi="ar"/>
               </w:rPr>
-              <w:t>control_lib_dna_qc</w:t>
-            </w:r>
+              <w:t>lib_quality_control</w:t>
+            </w:r>
+            <w:proofErr w:type="spellEnd"/>
             <w:r>
               <w:rPr>
                 <w:rFonts w:ascii="思源黑体 CN Normal" w:eastAsia="思源黑体 CN Normal" w:hAnsi="思源黑体 CN Normal" w:cs="思源黑体 CN Light"/>
@@ -6470,8 +7191,9 @@
                 <w:szCs w:val="17"/>
                 <w:lang w:bidi="ar"/>
               </w:rPr>
-              <w:t xml:space="preserve"> and lib_quality_control.</w:t>
-            </w:r>
+              <w:t xml:space="preserve"> and </w:t>
+            </w:r>
+            <w:proofErr w:type="spellStart"/>
             <w:r>
               <w:rPr>
                 <w:rFonts w:ascii="思源黑体 CN Normal" w:eastAsia="思源黑体 CN Normal" w:hAnsi="思源黑体 CN Normal" w:cs="思源黑体 CN Light"/>
@@ -6480,8 +7202,9 @@
                 <w:szCs w:val="17"/>
                 <w:lang w:bidi="ar"/>
               </w:rPr>
-              <w:t>control_lib_dna_qc</w:t>
-            </w:r>
+              <w:t>lib_quality_</w:t>
+            </w:r>
+            <w:proofErr w:type="gramStart"/>
             <w:r>
               <w:rPr>
                 <w:rFonts w:ascii="思源黑体 CN Normal" w:eastAsia="思源黑体 CN Normal" w:hAnsi="思源黑体 CN Normal" w:cs="思源黑体 CN Light"/>
@@ -6490,7 +7213,7 @@
                 <w:szCs w:val="17"/>
                 <w:lang w:bidi="ar"/>
               </w:rPr>
-              <w:t>.</w:t>
+              <w:t>control.</w:t>
             </w:r>
             <w:r>
               <w:rPr>
@@ -6500,7 +7223,81 @@
                 <w:szCs w:val="17"/>
                 <w:lang w:bidi="ar"/>
               </w:rPr>
-              <w:t xml:space="preserve">dna_qty </w:t>
+              <w:t>control</w:t>
+            </w:r>
+            <w:proofErr w:type="gramEnd"/>
+            <w:r>
+              <w:rPr>
+                <w:rFonts w:ascii="思源黑体 CN Normal" w:eastAsia="思源黑体 CN Normal" w:hAnsi="思源黑体 CN Normal" w:cs="思源黑体 CN Light"/>
+                <w:kern w:val="0"/>
+                <w:sz w:val="17"/>
+                <w:szCs w:val="17"/>
+                <w:lang w:bidi="ar"/>
+              </w:rPr>
+              <w:t>_lib_dna_qc</w:t>
+            </w:r>
+            <w:proofErr w:type="spellEnd"/>
+            <w:r>
+              <w:rPr>
+                <w:rFonts w:ascii="思源黑体 CN Normal" w:eastAsia="思源黑体 CN Normal" w:hAnsi="思源黑体 CN Normal" w:cs="思源黑体 CN Light"/>
+                <w:kern w:val="0"/>
+                <w:sz w:val="17"/>
+                <w:szCs w:val="17"/>
+                <w:lang w:bidi="ar"/>
+              </w:rPr>
+              <w:t xml:space="preserve"> and </w:t>
+            </w:r>
+            <w:proofErr w:type="spellStart"/>
+            <w:r>
+              <w:rPr>
+                <w:rFonts w:ascii="思源黑体 CN Normal" w:eastAsia="思源黑体 CN Normal" w:hAnsi="思源黑体 CN Normal" w:cs="思源黑体 CN Light"/>
+                <w:kern w:val="0"/>
+                <w:sz w:val="17"/>
+                <w:szCs w:val="17"/>
+                <w:lang w:bidi="ar"/>
+              </w:rPr>
+              <w:t>lib_quality_control.</w:t>
+            </w:r>
+            <w:r>
+              <w:rPr>
+                <w:rFonts w:ascii="思源黑体 CN Normal" w:eastAsia="思源黑体 CN Normal" w:hAnsi="思源黑体 CN Normal" w:cs="思源黑体 CN Light"/>
+                <w:kern w:val="0"/>
+                <w:sz w:val="17"/>
+                <w:szCs w:val="17"/>
+                <w:lang w:bidi="ar"/>
+              </w:rPr>
+              <w:t>control_lib_dna_qc</w:t>
+            </w:r>
+            <w:r>
+              <w:rPr>
+                <w:rFonts w:ascii="思源黑体 CN Normal" w:eastAsia="思源黑体 CN Normal" w:hAnsi="思源黑体 CN Normal" w:cs="思源黑体 CN Light"/>
+                <w:kern w:val="0"/>
+                <w:sz w:val="17"/>
+                <w:szCs w:val="17"/>
+                <w:lang w:bidi="ar"/>
+              </w:rPr>
+              <w:t>.</w:t>
+            </w:r>
+            <w:r>
+              <w:rPr>
+                <w:rFonts w:ascii="思源黑体 CN Normal" w:eastAsia="思源黑体 CN Normal" w:hAnsi="思源黑体 CN Normal" w:cs="思源黑体 CN Light"/>
+                <w:kern w:val="0"/>
+                <w:sz w:val="17"/>
+                <w:szCs w:val="17"/>
+                <w:lang w:bidi="ar"/>
+              </w:rPr>
+              <w:t>dna_qty</w:t>
+            </w:r>
+            <w:proofErr w:type="spellEnd"/>
+            <w:r>
+              <w:rPr>
+                <w:rFonts w:ascii="思源黑体 CN Normal" w:eastAsia="思源黑体 CN Normal" w:hAnsi="思源黑体 CN Normal" w:cs="思源黑体 CN Light"/>
+                <w:kern w:val="0"/>
+                <w:sz w:val="17"/>
+                <w:szCs w:val="17"/>
+                <w:lang w:bidi="ar"/>
+              </w:rPr>
+              <w:t xml:space="preserve"> </w:t>
             </w:r>
             <w:r>
               <w:rPr>
@@ -6687,7 +7484,73 @@
                 <w:szCs w:val="17"/>
                 <w:lang w:bidi="ar"/>
               </w:rPr>
-              <w:t>{%if lib_quality_control and lib_quality_control.lib_dna_qc and lib_quality_control.lib_dna_qc.library_qty%}{{lib_quality_control.lib_dna_qc.library_qty|replace(“.00”,””)}}{%else%}{%endif%}</w:t>
+              <w:t xml:space="preserve">{%if </w:t>
+            </w:r>
+            <w:proofErr w:type="spellStart"/>
+            <w:r>
+              <w:rPr>
+                <w:rFonts w:ascii="思源黑体 CN Normal" w:eastAsia="思源黑体 CN Normal" w:hAnsi="思源黑体 CN Normal" w:cs="思源黑体 CN Light"/>
+                <w:kern w:val="0"/>
+                <w:sz w:val="17"/>
+                <w:szCs w:val="17"/>
+                <w:lang w:bidi="ar"/>
+              </w:rPr>
+              <w:t>lib_quality_control</w:t>
+            </w:r>
+            <w:proofErr w:type="spellEnd"/>
+            <w:r>
+              <w:rPr>
+                <w:rFonts w:ascii="思源黑体 CN Normal" w:eastAsia="思源黑体 CN Normal" w:hAnsi="思源黑体 CN Normal" w:cs="思源黑体 CN Light"/>
+                <w:kern w:val="0"/>
+                <w:sz w:val="17"/>
+                <w:szCs w:val="17"/>
+                <w:lang w:bidi="ar"/>
+              </w:rPr>
+              <w:t xml:space="preserve"> and </w:t>
+            </w:r>
+            <w:proofErr w:type="spellStart"/>
+            <w:r>
+              <w:rPr>
+                <w:rFonts w:ascii="思源黑体 CN Normal" w:eastAsia="思源黑体 CN Normal" w:hAnsi="思源黑体 CN Normal" w:cs="思源黑体 CN Light"/>
+                <w:kern w:val="0"/>
+                <w:sz w:val="17"/>
+                <w:szCs w:val="17"/>
+                <w:lang w:bidi="ar"/>
+              </w:rPr>
+              <w:t>lib_quality_control.lib_dna_qc</w:t>
+            </w:r>
+            <w:proofErr w:type="spellEnd"/>
+            <w:r>
+              <w:rPr>
+                <w:rFonts w:ascii="思源黑体 CN Normal" w:eastAsia="思源黑体 CN Normal" w:hAnsi="思源黑体 CN Normal" w:cs="思源黑体 CN Light"/>
+                <w:kern w:val="0"/>
+                <w:sz w:val="17"/>
+                <w:szCs w:val="17"/>
+                <w:lang w:bidi="ar"/>
+              </w:rPr>
+              <w:t xml:space="preserve"> and lib_quality_control.lib_dna_</w:t>
+            </w:r>
+            <w:proofErr w:type="gramStart"/>
+            <w:r>
+              <w:rPr>
+                <w:rFonts w:ascii="思源黑体 CN Normal" w:eastAsia="思源黑体 CN Normal" w:hAnsi="思源黑体 CN Normal" w:cs="思源黑体 CN Light"/>
+                <w:kern w:val="0"/>
+                <w:sz w:val="17"/>
+                <w:szCs w:val="17"/>
+                <w:lang w:bidi="ar"/>
+              </w:rPr>
+              <w:t>qc.library</w:t>
+            </w:r>
+            <w:proofErr w:type="gramEnd"/>
+            <w:r>
+              <w:rPr>
+                <w:rFonts w:ascii="思源黑体 CN Normal" w:eastAsia="思源黑体 CN Normal" w:hAnsi="思源黑体 CN Normal" w:cs="思源黑体 CN Light"/>
+                <w:kern w:val="0"/>
+                <w:sz w:val="17"/>
+                <w:szCs w:val="17"/>
+                <w:lang w:bidi="ar"/>
+              </w:rPr>
+              <w:t>_qty%}{{lib_quality_control.lib_dna_qc.library_qty|replace(“.00”,””)}}{%else%}{%endif%}</w:t>
             </w:r>
           </w:p>
         </w:tc>
@@ -6763,8 +7626,9 @@
                 <w:szCs w:val="17"/>
                 <w:lang w:bidi="ar"/>
               </w:rPr>
-              <w:t>{%if lib_quality_control and lib_quality_control.</w:t>
-            </w:r>
+              <w:t xml:space="preserve">{%if </w:t>
+            </w:r>
+            <w:proofErr w:type="spellStart"/>
             <w:r>
               <w:rPr>
                 <w:rFonts w:ascii="思源黑体 CN Normal" w:eastAsia="思源黑体 CN Normal" w:hAnsi="思源黑体 CN Normal" w:cs="思源黑体 CN Light"/>
@@ -6773,8 +7637,63 @@
                 <w:szCs w:val="17"/>
                 <w:lang w:bidi="ar"/>
               </w:rPr>
-              <w:t>control_lib_dna_qc</w:t>
-            </w:r>
+              <w:t>lib_quality_control</w:t>
+            </w:r>
+            <w:proofErr w:type="spellEnd"/>
+            <w:r>
+              <w:rPr>
+                <w:rFonts w:ascii="思源黑体 CN Normal" w:eastAsia="思源黑体 CN Normal" w:hAnsi="思源黑体 CN Normal" w:cs="思源黑体 CN Light"/>
+                <w:kern w:val="0"/>
+                <w:sz w:val="17"/>
+                <w:szCs w:val="17"/>
+                <w:lang w:bidi="ar"/>
+              </w:rPr>
+              <w:t xml:space="preserve"> and </w:t>
+            </w:r>
+            <w:proofErr w:type="spellStart"/>
+            <w:r>
+              <w:rPr>
+                <w:rFonts w:ascii="思源黑体 CN Normal" w:eastAsia="思源黑体 CN Normal" w:hAnsi="思源黑体 CN Normal" w:cs="思源黑体 CN Light"/>
+                <w:kern w:val="0"/>
+                <w:sz w:val="17"/>
+                <w:szCs w:val="17"/>
+                <w:lang w:bidi="ar"/>
+              </w:rPr>
+              <w:t>lib_quality_</w:t>
+            </w:r>
+            <w:proofErr w:type="gramStart"/>
+            <w:r>
+              <w:rPr>
+                <w:rFonts w:ascii="思源黑体 CN Normal" w:eastAsia="思源黑体 CN Normal" w:hAnsi="思源黑体 CN Normal" w:cs="思源黑体 CN Light"/>
+                <w:kern w:val="0"/>
+                <w:sz w:val="17"/>
+                <w:szCs w:val="17"/>
+                <w:lang w:bidi="ar"/>
+              </w:rPr>
+              <w:t>control.</w:t>
+            </w:r>
+            <w:r>
+              <w:rPr>
+                <w:rFonts w:ascii="思源黑体 CN Normal" w:eastAsia="思源黑体 CN Normal" w:hAnsi="思源黑体 CN Normal" w:cs="思源黑体 CN Light"/>
+                <w:kern w:val="0"/>
+                <w:sz w:val="17"/>
+                <w:szCs w:val="17"/>
+                <w:lang w:bidi="ar"/>
+              </w:rPr>
+              <w:t>control</w:t>
+            </w:r>
+            <w:proofErr w:type="gramEnd"/>
+            <w:r>
+              <w:rPr>
+                <w:rFonts w:ascii="思源黑体 CN Normal" w:eastAsia="思源黑体 CN Normal" w:hAnsi="思源黑体 CN Normal" w:cs="思源黑体 CN Light"/>
+                <w:kern w:val="0"/>
+                <w:sz w:val="17"/>
+                <w:szCs w:val="17"/>
+                <w:lang w:bidi="ar"/>
+              </w:rPr>
+              <w:t>_lib_dna_qc</w:t>
+            </w:r>
+            <w:proofErr w:type="spellEnd"/>
             <w:r>
               <w:rPr>
                 <w:rFonts w:ascii="思源黑体 CN Normal" w:eastAsia="思源黑体 CN Normal" w:hAnsi="思源黑体 CN Normal" w:cs="思源黑体 CN Light"/>
@@ -6982,7 +7901,25 @@
                 <w:sz w:val="17"/>
                 <w:szCs w:val="17"/>
               </w:rPr>
-              <w:t>{{qc.dna_data_qc. cleandata_q30}}</w:t>
+              <w:t>{{</w:t>
+            </w:r>
+            <w:proofErr w:type="spellStart"/>
+            <w:r>
+              <w:rPr>
+                <w:rFonts w:ascii="思源黑体 CN Normal" w:eastAsia="思源黑体 CN Normal" w:hAnsi="思源黑体 CN Normal"/>
+                <w:sz w:val="17"/>
+                <w:szCs w:val="17"/>
+              </w:rPr>
+              <w:t>qc.dna_data_qc</w:t>
+            </w:r>
+            <w:proofErr w:type="spellEnd"/>
+            <w:r>
+              <w:rPr>
+                <w:rFonts w:ascii="思源黑体 CN Normal" w:eastAsia="思源黑体 CN Normal" w:hAnsi="思源黑体 CN Normal"/>
+                <w:sz w:val="17"/>
+                <w:szCs w:val="17"/>
+              </w:rPr>
+              <w:t>. cleandata_q30}}</w:t>
             </w:r>
           </w:p>
         </w:tc>
@@ -7066,7 +8003,29 @@
                 <w:szCs w:val="17"/>
                 <w:lang w:bidi="ar"/>
               </w:rPr>
-              <w:t>{{qc.control_data_qc.cleandata_q30}}</w:t>
+              <w:t>{{</w:t>
+            </w:r>
+            <w:proofErr w:type="gramStart"/>
+            <w:r>
+              <w:rPr>
+                <w:rFonts w:ascii="思源黑体 CN Normal" w:eastAsia="思源黑体 CN Normal" w:hAnsi="思源黑体 CN Normal" w:cs="思源黑体 CN Light"/>
+                <w:kern w:val="0"/>
+                <w:sz w:val="17"/>
+                <w:szCs w:val="17"/>
+                <w:lang w:bidi="ar"/>
+              </w:rPr>
+              <w:t>qc.control</w:t>
+            </w:r>
+            <w:proofErr w:type="gramEnd"/>
+            <w:r>
+              <w:rPr>
+                <w:rFonts w:ascii="思源黑体 CN Normal" w:eastAsia="思源黑体 CN Normal" w:hAnsi="思源黑体 CN Normal" w:cs="思源黑体 CN Light"/>
+                <w:kern w:val="0"/>
+                <w:sz w:val="17"/>
+                <w:szCs w:val="17"/>
+                <w:lang w:bidi="ar"/>
+              </w:rPr>
+              <w:t>_data_qc.cleandata_q30}}</w:t>
             </w:r>
           </w:p>
         </w:tc>
@@ -7210,16 +8169,44 @@
                 <w:sz w:val="17"/>
                 <w:szCs w:val="17"/>
               </w:rPr>
-              <w:t xml:space="preserve">{{qc.dna_data_qc. </w:t>
-            </w:r>
+              <w:t>{{</w:t>
+            </w:r>
+            <w:proofErr w:type="spellStart"/>
             <w:r>
               <w:rPr>
                 <w:rFonts w:ascii="思源黑体 CN Normal" w:eastAsia="思源黑体 CN Normal" w:hAnsi="思源黑体 CN Normal"/>
                 <w:sz w:val="17"/>
                 <w:szCs w:val="17"/>
               </w:rPr>
+              <w:t>qc.dna_data_qc</w:t>
+            </w:r>
+            <w:proofErr w:type="spellEnd"/>
+            <w:r>
+              <w:rPr>
+                <w:rFonts w:ascii="思源黑体 CN Normal" w:eastAsia="思源黑体 CN Normal" w:hAnsi="思源黑体 CN Normal"/>
+                <w:sz w:val="17"/>
+                <w:szCs w:val="17"/>
+              </w:rPr>
+              <w:t xml:space="preserve">. </w:t>
+            </w:r>
+            <w:proofErr w:type="spellStart"/>
+            <w:r>
+              <w:rPr>
+                <w:rFonts w:ascii="思源黑体 CN Normal" w:eastAsia="思源黑体 CN Normal" w:hAnsi="思源黑体 CN Normal"/>
+                <w:sz w:val="17"/>
+                <w:szCs w:val="17"/>
+              </w:rPr>
               <w:lastRenderedPageBreak/>
-              <w:t>mapping_ratio}}</w:t>
+              <w:t>mapping_ratio</w:t>
+            </w:r>
+            <w:proofErr w:type="spellEnd"/>
+            <w:r>
+              <w:rPr>
+                <w:rFonts w:ascii="思源黑体 CN Normal" w:eastAsia="思源黑体 CN Normal" w:hAnsi="思源黑体 CN Normal"/>
+                <w:sz w:val="17"/>
+                <w:szCs w:val="17"/>
+              </w:rPr>
+              <w:t>}}</w:t>
             </w:r>
           </w:p>
         </w:tc>
@@ -7294,7 +8281,41 @@
                 <w:szCs w:val="17"/>
                 <w:lang w:bidi="ar"/>
               </w:rPr>
-              <w:t>{{qc.control_data_qc.mapping_ratio}</w:t>
+              <w:t>{{</w:t>
+            </w:r>
+            <w:proofErr w:type="spellStart"/>
+            <w:proofErr w:type="gramStart"/>
+            <w:r>
+              <w:rPr>
+                <w:rFonts w:ascii="思源黑体 CN Normal" w:eastAsia="思源黑体 CN Normal" w:hAnsi="思源黑体 CN Normal" w:cs="思源黑体 CN Light"/>
+                <w:kern w:val="0"/>
+                <w:sz w:val="17"/>
+                <w:szCs w:val="17"/>
+                <w:lang w:bidi="ar"/>
+              </w:rPr>
+              <w:t>qc.control</w:t>
+            </w:r>
+            <w:proofErr w:type="gramEnd"/>
+            <w:r>
+              <w:rPr>
+                <w:rFonts w:ascii="思源黑体 CN Normal" w:eastAsia="思源黑体 CN Normal" w:hAnsi="思源黑体 CN Normal" w:cs="思源黑体 CN Light"/>
+                <w:kern w:val="0"/>
+                <w:sz w:val="17"/>
+                <w:szCs w:val="17"/>
+                <w:lang w:bidi="ar"/>
+              </w:rPr>
+              <w:t>_data_qc.mapping_ratio</w:t>
+            </w:r>
+            <w:proofErr w:type="spellEnd"/>
+            <w:r>
+              <w:rPr>
+                <w:rFonts w:ascii="思源黑体 CN Normal" w:eastAsia="思源黑体 CN Normal" w:hAnsi="思源黑体 CN Normal" w:cs="思源黑体 CN Light"/>
+                <w:kern w:val="0"/>
+                <w:sz w:val="17"/>
+                <w:szCs w:val="17"/>
+                <w:lang w:bidi="ar"/>
+              </w:rPr>
+              <w:t>}</w:t>
             </w:r>
             <w:r>
               <w:rPr>
@@ -7450,7 +8471,43 @@
                 <w:sz w:val="17"/>
                 <w:szCs w:val="17"/>
               </w:rPr>
-              <w:t>{{qc.dna_data_qc.cover_ratio}}</w:t>
+              <w:t>{{</w:t>
+            </w:r>
+            <w:proofErr w:type="spellStart"/>
+            <w:r>
+              <w:rPr>
+                <w:rFonts w:ascii="思源黑体 CN Normal" w:eastAsia="思源黑体 CN Normal" w:hAnsi="思源黑体 CN Normal"/>
+                <w:sz w:val="17"/>
+                <w:szCs w:val="17"/>
+              </w:rPr>
+              <w:t>qc.dna_data_</w:t>
+            </w:r>
+            <w:proofErr w:type="gramStart"/>
+            <w:r>
+              <w:rPr>
+                <w:rFonts w:ascii="思源黑体 CN Normal" w:eastAsia="思源黑体 CN Normal" w:hAnsi="思源黑体 CN Normal"/>
+                <w:sz w:val="17"/>
+                <w:szCs w:val="17"/>
+              </w:rPr>
+              <w:t>qc.cover</w:t>
+            </w:r>
+            <w:proofErr w:type="gramEnd"/>
+            <w:r>
+              <w:rPr>
+                <w:rFonts w:ascii="思源黑体 CN Normal" w:eastAsia="思源黑体 CN Normal" w:hAnsi="思源黑体 CN Normal"/>
+                <w:sz w:val="17"/>
+                <w:szCs w:val="17"/>
+              </w:rPr>
+              <w:t>_ratio</w:t>
+            </w:r>
+            <w:proofErr w:type="spellEnd"/>
+            <w:r>
+              <w:rPr>
+                <w:rFonts w:ascii="思源黑体 CN Normal" w:eastAsia="思源黑体 CN Normal" w:hAnsi="思源黑体 CN Normal"/>
+                <w:sz w:val="17"/>
+                <w:szCs w:val="17"/>
+              </w:rPr>
+              <w:t>}}</w:t>
             </w:r>
           </w:p>
         </w:tc>
@@ -7524,7 +8581,41 @@
                 <w:szCs w:val="17"/>
                 <w:lang w:bidi="ar"/>
               </w:rPr>
-              <w:t>{{qc.control_data_qc.cover_ratio}}</w:t>
+              <w:t>{{</w:t>
+            </w:r>
+            <w:proofErr w:type="spellStart"/>
+            <w:proofErr w:type="gramStart"/>
+            <w:r>
+              <w:rPr>
+                <w:rFonts w:ascii="思源黑体 CN Normal" w:eastAsia="思源黑体 CN Normal" w:hAnsi="思源黑体 CN Normal" w:cs="思源黑体 CN Light"/>
+                <w:kern w:val="0"/>
+                <w:sz w:val="17"/>
+                <w:szCs w:val="17"/>
+                <w:lang w:bidi="ar"/>
+              </w:rPr>
+              <w:t>qc.control</w:t>
+            </w:r>
+            <w:proofErr w:type="gramEnd"/>
+            <w:r>
+              <w:rPr>
+                <w:rFonts w:ascii="思源黑体 CN Normal" w:eastAsia="思源黑体 CN Normal" w:hAnsi="思源黑体 CN Normal" w:cs="思源黑体 CN Light"/>
+                <w:kern w:val="0"/>
+                <w:sz w:val="17"/>
+                <w:szCs w:val="17"/>
+                <w:lang w:bidi="ar"/>
+              </w:rPr>
+              <w:t>_data_qc.cover_ratio</w:t>
+            </w:r>
+            <w:proofErr w:type="spellEnd"/>
+            <w:r>
+              <w:rPr>
+                <w:rFonts w:ascii="思源黑体 CN Normal" w:eastAsia="思源黑体 CN Normal" w:hAnsi="思源黑体 CN Normal" w:cs="思源黑体 CN Light"/>
+                <w:kern w:val="0"/>
+                <w:sz w:val="17"/>
+                <w:szCs w:val="17"/>
+                <w:lang w:bidi="ar"/>
+              </w:rPr>
+              <w:t>}}</w:t>
             </w:r>
           </w:p>
         </w:tc>
@@ -7624,7 +8715,29 @@
                 <w:szCs w:val="17"/>
                 <w:lang w:bidi="ar"/>
               </w:rPr>
-              <w:t>均一性</w:t>
+              <w:t>均</w:t>
+            </w:r>
+            <w:proofErr w:type="gramStart"/>
+            <w:r>
+              <w:rPr>
+                <w:rFonts w:ascii="思源黑体 CN Normal" w:eastAsia="思源黑体 CN Normal" w:hAnsi="思源黑体 CN Normal" w:cs="思源黑体 CN Light" w:hint="eastAsia"/>
+                <w:kern w:val="0"/>
+                <w:sz w:val="17"/>
+                <w:szCs w:val="17"/>
+                <w:lang w:bidi="ar"/>
+              </w:rPr>
+              <w:t>一</w:t>
+            </w:r>
+            <w:proofErr w:type="gramEnd"/>
+            <w:r>
+              <w:rPr>
+                <w:rFonts w:ascii="思源黑体 CN Normal" w:eastAsia="思源黑体 CN Normal" w:hAnsi="思源黑体 CN Normal" w:cs="思源黑体 CN Light" w:hint="eastAsia"/>
+                <w:kern w:val="0"/>
+                <w:sz w:val="17"/>
+                <w:szCs w:val="17"/>
+                <w:lang w:bidi="ar"/>
+              </w:rPr>
+              <w:t>性</w:t>
             </w:r>
             <w:r>
               <w:rPr>
@@ -7668,7 +8781,25 @@
                 <w:sz w:val="17"/>
                 <w:szCs w:val="17"/>
               </w:rPr>
-              <w:t>{{qc.dna_data_qc.uni20}}</w:t>
+              <w:t>{{qc.dna_data_</w:t>
+            </w:r>
+            <w:proofErr w:type="gramStart"/>
+            <w:r>
+              <w:rPr>
+                <w:rFonts w:ascii="思源黑体 CN Normal" w:eastAsia="思源黑体 CN Normal" w:hAnsi="思源黑体 CN Normal"/>
+                <w:sz w:val="17"/>
+                <w:szCs w:val="17"/>
+              </w:rPr>
+              <w:t>qc.uni</w:t>
+            </w:r>
+            <w:proofErr w:type="gramEnd"/>
+            <w:r>
+              <w:rPr>
+                <w:rFonts w:ascii="思源黑体 CN Normal" w:eastAsia="思源黑体 CN Normal" w:hAnsi="思源黑体 CN Normal"/>
+                <w:sz w:val="17"/>
+                <w:szCs w:val="17"/>
+              </w:rPr>
+              <w:t>20}}</w:t>
             </w:r>
           </w:p>
         </w:tc>
@@ -7742,7 +8873,29 @@
                 <w:szCs w:val="17"/>
                 <w:lang w:bidi="ar"/>
               </w:rPr>
-              <w:t>{{qc.control_data_qc.uni20}}</w:t>
+              <w:t>{{</w:t>
+            </w:r>
+            <w:proofErr w:type="gramStart"/>
+            <w:r>
+              <w:rPr>
+                <w:rFonts w:ascii="思源黑体 CN Normal" w:eastAsia="思源黑体 CN Normal" w:hAnsi="思源黑体 CN Normal" w:cs="思源黑体 CN Light"/>
+                <w:kern w:val="0"/>
+                <w:sz w:val="17"/>
+                <w:szCs w:val="17"/>
+                <w:lang w:bidi="ar"/>
+              </w:rPr>
+              <w:t>qc.control</w:t>
+            </w:r>
+            <w:proofErr w:type="gramEnd"/>
+            <w:r>
+              <w:rPr>
+                <w:rFonts w:ascii="思源黑体 CN Normal" w:eastAsia="思源黑体 CN Normal" w:hAnsi="思源黑体 CN Normal" w:cs="思源黑体 CN Light"/>
+                <w:kern w:val="0"/>
+                <w:sz w:val="17"/>
+                <w:szCs w:val="17"/>
+                <w:lang w:bidi="ar"/>
+              </w:rPr>
+              <w:t>_data_qc.uni20}}</w:t>
             </w:r>
           </w:p>
         </w:tc>
@@ -7898,7 +9051,34 @@
                 <w:sz w:val="17"/>
                 <w:szCs w:val="17"/>
               </w:rPr>
-              <w:t>{{qc.dna_data_qc.depth_mean</w:t>
+              <w:t>{{</w:t>
+            </w:r>
+            <w:proofErr w:type="spellStart"/>
+            <w:r>
+              <w:rPr>
+                <w:rFonts w:ascii="思源黑体 CN Normal" w:eastAsia="思源黑体 CN Normal" w:hAnsi="思源黑体 CN Normal"/>
+                <w:sz w:val="17"/>
+                <w:szCs w:val="17"/>
+              </w:rPr>
+              <w:t>qc.dna_data_</w:t>
+            </w:r>
+            <w:proofErr w:type="gramStart"/>
+            <w:r>
+              <w:rPr>
+                <w:rFonts w:ascii="思源黑体 CN Normal" w:eastAsia="思源黑体 CN Normal" w:hAnsi="思源黑体 CN Normal"/>
+                <w:sz w:val="17"/>
+                <w:szCs w:val="17"/>
+              </w:rPr>
+              <w:t>qc.depth</w:t>
+            </w:r>
+            <w:proofErr w:type="gramEnd"/>
+            <w:r>
+              <w:rPr>
+                <w:rFonts w:ascii="思源黑体 CN Normal" w:eastAsia="思源黑体 CN Normal" w:hAnsi="思源黑体 CN Normal"/>
+                <w:sz w:val="17"/>
+                <w:szCs w:val="17"/>
+              </w:rPr>
+              <w:t>_mean</w:t>
             </w:r>
             <w:r>
               <w:rPr>
@@ -7914,7 +9094,16 @@
                 <w:sz w:val="17"/>
                 <w:szCs w:val="17"/>
               </w:rPr>
-              <w:t>replace(“.00”,””)}}</w:t>
+              <w:t>replace</w:t>
+            </w:r>
+            <w:proofErr w:type="spellEnd"/>
+            <w:r>
+              <w:rPr>
+                <w:rFonts w:ascii="思源黑体 CN Normal" w:eastAsia="思源黑体 CN Normal" w:hAnsi="思源黑体 CN Normal"/>
+                <w:sz w:val="17"/>
+                <w:szCs w:val="17"/>
+              </w:rPr>
+              <w:t>(“.00”,””)}}</w:t>
             </w:r>
           </w:p>
         </w:tc>
@@ -7988,7 +9177,30 @@
                 <w:szCs w:val="17"/>
                 <w:lang w:bidi="ar"/>
               </w:rPr>
-              <w:t>{{qc.control_data_qc.depth_mean</w:t>
+              <w:t>{{</w:t>
+            </w:r>
+            <w:proofErr w:type="spellStart"/>
+            <w:proofErr w:type="gramStart"/>
+            <w:r>
+              <w:rPr>
+                <w:rFonts w:ascii="思源黑体 CN Normal" w:eastAsia="思源黑体 CN Normal" w:hAnsi="思源黑体 CN Normal" w:cs="思源黑体 CN Light"/>
+                <w:kern w:val="0"/>
+                <w:sz w:val="17"/>
+                <w:szCs w:val="17"/>
+                <w:lang w:bidi="ar"/>
+              </w:rPr>
+              <w:t>qc.control</w:t>
+            </w:r>
+            <w:proofErr w:type="gramEnd"/>
+            <w:r>
+              <w:rPr>
+                <w:rFonts w:ascii="思源黑体 CN Normal" w:eastAsia="思源黑体 CN Normal" w:hAnsi="思源黑体 CN Normal" w:cs="思源黑体 CN Light"/>
+                <w:kern w:val="0"/>
+                <w:sz w:val="17"/>
+                <w:szCs w:val="17"/>
+                <w:lang w:bidi="ar"/>
+              </w:rPr>
+              <w:t>_data_qc.depth_mean</w:t>
             </w:r>
             <w:r>
               <w:rPr>
@@ -8004,7 +9216,16 @@
                 <w:sz w:val="17"/>
                 <w:szCs w:val="17"/>
               </w:rPr>
-              <w:t>replace(“.00”,””)</w:t>
+              <w:t>replace</w:t>
+            </w:r>
+            <w:proofErr w:type="spellEnd"/>
+            <w:r>
+              <w:rPr>
+                <w:rFonts w:ascii="思源黑体 CN Normal" w:eastAsia="思源黑体 CN Normal" w:hAnsi="思源黑体 CN Normal"/>
+                <w:sz w:val="17"/>
+                <w:szCs w:val="17"/>
+              </w:rPr>
+              <w:t>(“.00”,””)</w:t>
             </w:r>
             <w:r>
               <w:rPr>
@@ -8244,7 +9465,30 @@
                 <w:szCs w:val="17"/>
                 <w:lang w:bidi="ar"/>
               </w:rPr>
-              <w:t>{{qc.control_data_qc.depth_min</w:t>
+              <w:t>{{</w:t>
+            </w:r>
+            <w:proofErr w:type="spellStart"/>
+            <w:proofErr w:type="gramStart"/>
+            <w:r>
+              <w:rPr>
+                <w:rFonts w:ascii="思源黑体 CN Normal" w:eastAsia="思源黑体 CN Normal" w:hAnsi="思源黑体 CN Normal" w:cs="思源黑体 CN Light"/>
+                <w:kern w:val="0"/>
+                <w:sz w:val="17"/>
+                <w:szCs w:val="17"/>
+                <w:lang w:bidi="ar"/>
+              </w:rPr>
+              <w:t>qc.control</w:t>
+            </w:r>
+            <w:proofErr w:type="gramEnd"/>
+            <w:r>
+              <w:rPr>
+                <w:rFonts w:ascii="思源黑体 CN Normal" w:eastAsia="思源黑体 CN Normal" w:hAnsi="思源黑体 CN Normal" w:cs="思源黑体 CN Light"/>
+                <w:kern w:val="0"/>
+                <w:sz w:val="17"/>
+                <w:szCs w:val="17"/>
+                <w:lang w:bidi="ar"/>
+              </w:rPr>
+              <w:t>_data_qc.depth_min</w:t>
             </w:r>
             <w:r>
               <w:rPr>
@@ -8260,7 +9504,16 @@
                 <w:sz w:val="17"/>
                 <w:szCs w:val="17"/>
               </w:rPr>
-              <w:t>replace(“.00”,””)</w:t>
+              <w:t>replace</w:t>
+            </w:r>
+            <w:proofErr w:type="spellEnd"/>
+            <w:r>
+              <w:rPr>
+                <w:rFonts w:ascii="思源黑体 CN Normal" w:eastAsia="思源黑体 CN Normal" w:hAnsi="思源黑体 CN Normal"/>
+                <w:sz w:val="17"/>
+                <w:szCs w:val="17"/>
+              </w:rPr>
+              <w:t>(“.00”,””)</w:t>
             </w:r>
             <w:r>
               <w:rPr>
@@ -8445,7 +9698,34 @@
                 <w:sz w:val="17"/>
                 <w:szCs w:val="17"/>
               </w:rPr>
-              <w:t>{{qc.dna_data_qc.depth_ssbc</w:t>
+              <w:t>{{</w:t>
+            </w:r>
+            <w:proofErr w:type="spellStart"/>
+            <w:r>
+              <w:rPr>
+                <w:rFonts w:ascii="思源黑体 CN Normal" w:eastAsia="思源黑体 CN Normal" w:hAnsi="思源黑体 CN Normal"/>
+                <w:sz w:val="17"/>
+                <w:szCs w:val="17"/>
+              </w:rPr>
+              <w:t>qc.dna_data_</w:t>
+            </w:r>
+            <w:proofErr w:type="gramStart"/>
+            <w:r>
+              <w:rPr>
+                <w:rFonts w:ascii="思源黑体 CN Normal" w:eastAsia="思源黑体 CN Normal" w:hAnsi="思源黑体 CN Normal"/>
+                <w:sz w:val="17"/>
+                <w:szCs w:val="17"/>
+              </w:rPr>
+              <w:t>qc.depth</w:t>
+            </w:r>
+            <w:proofErr w:type="gramEnd"/>
+            <w:r>
+              <w:rPr>
+                <w:rFonts w:ascii="思源黑体 CN Normal" w:eastAsia="思源黑体 CN Normal" w:hAnsi="思源黑体 CN Normal"/>
+                <w:sz w:val="17"/>
+                <w:szCs w:val="17"/>
+              </w:rPr>
+              <w:t>_ssbc</w:t>
             </w:r>
             <w:r>
               <w:rPr>
@@ -8461,7 +9741,16 @@
                 <w:sz w:val="17"/>
                 <w:szCs w:val="17"/>
               </w:rPr>
-              <w:t>replace(“.00”,””)}}</w:t>
+              <w:t>replace</w:t>
+            </w:r>
+            <w:proofErr w:type="spellEnd"/>
+            <w:r>
+              <w:rPr>
+                <w:rFonts w:ascii="思源黑体 CN Normal" w:eastAsia="思源黑体 CN Normal" w:hAnsi="思源黑体 CN Normal"/>
+                <w:sz w:val="17"/>
+                <w:szCs w:val="17"/>
+              </w:rPr>
+              <w:t>(“.00”,””)}}</w:t>
             </w:r>
           </w:p>
         </w:tc>
@@ -8654,7 +9943,27 @@
           <w:sz w:val="16"/>
           <w:szCs w:val="16"/>
         </w:rPr>
-        <w:t>仅送检样本类型包含石蜡玻片时可进行此项评估；全血及对照样本不做此项评估</w:t>
+        <w:t>仅送检样本类型包含石蜡</w:t>
+      </w:r>
+      <w:proofErr w:type="gramStart"/>
+      <w:r>
+        <w:rPr>
+          <w:rFonts w:ascii="思源黑体 CN Normal" w:eastAsia="思源黑体 CN Normal" w:hAnsi="思源黑体 CN Normal"/>
+          <w:color w:val="000000" w:themeColor="text1"/>
+          <w:sz w:val="16"/>
+          <w:szCs w:val="16"/>
+        </w:rPr>
+        <w:t>玻</w:t>
+      </w:r>
+      <w:proofErr w:type="gramEnd"/>
+      <w:r>
+        <w:rPr>
+          <w:rFonts w:ascii="思源黑体 CN Normal" w:eastAsia="思源黑体 CN Normal" w:hAnsi="思源黑体 CN Normal"/>
+          <w:color w:val="000000" w:themeColor="text1"/>
+          <w:sz w:val="16"/>
+          <w:szCs w:val="16"/>
+        </w:rPr>
+        <w:t>片时可进行此项评估；全血及对照样本不做此项评估</w:t>
       </w:r>
       <w:r>
         <w:rPr>
@@ -8815,7 +10124,27 @@
           <w:sz w:val="16"/>
           <w:szCs w:val="16"/>
         </w:rPr>
-        <w:t>覆盖度：检测到的区域占目标区域的比例；</w:t>
+        <w:t>覆盖度：检测到的区域</w:t>
+      </w:r>
+      <w:proofErr w:type="gramStart"/>
+      <w:r>
+        <w:rPr>
+          <w:rFonts w:ascii="思源黑体 CN Normal" w:eastAsia="思源黑体 CN Normal" w:hAnsi="思源黑体 CN Normal" w:hint="eastAsia"/>
+          <w:color w:val="000000" w:themeColor="text1"/>
+          <w:sz w:val="16"/>
+          <w:szCs w:val="16"/>
+        </w:rPr>
+        <w:t>占目标</w:t>
+      </w:r>
+      <w:proofErr w:type="gramEnd"/>
+      <w:r>
+        <w:rPr>
+          <w:rFonts w:ascii="思源黑体 CN Normal" w:eastAsia="思源黑体 CN Normal" w:hAnsi="思源黑体 CN Normal" w:hint="eastAsia"/>
+          <w:color w:val="000000" w:themeColor="text1"/>
+          <w:sz w:val="16"/>
+          <w:szCs w:val="16"/>
+        </w:rPr>
+        <w:t>区域的比例；</w:t>
       </w:r>
     </w:p>
     <w:p>
@@ -8840,7 +10169,27 @@
           <w:sz w:val="16"/>
           <w:szCs w:val="16"/>
         </w:rPr>
-        <w:t>均一性：整体目标区域中，测序深度超过平均深度</w:t>
+        <w:t>均</w:t>
+      </w:r>
+      <w:proofErr w:type="gramStart"/>
+      <w:r>
+        <w:rPr>
+          <w:rFonts w:ascii="思源黑体 CN Normal" w:eastAsia="思源黑体 CN Normal" w:hAnsi="思源黑体 CN Normal" w:hint="eastAsia"/>
+          <w:color w:val="000000" w:themeColor="text1"/>
+          <w:sz w:val="16"/>
+          <w:szCs w:val="16"/>
+        </w:rPr>
+        <w:t>一</w:t>
+      </w:r>
+      <w:proofErr w:type="gramEnd"/>
+      <w:r>
+        <w:rPr>
+          <w:rFonts w:ascii="思源黑体 CN Normal" w:eastAsia="思源黑体 CN Normal" w:hAnsi="思源黑体 CN Normal" w:hint="eastAsia"/>
+          <w:color w:val="000000" w:themeColor="text1"/>
+          <w:sz w:val="16"/>
+          <w:szCs w:val="16"/>
+        </w:rPr>
+        <w:t>性：整体目标区域中，测序深度超过平均深度</w:t>
       </w:r>
       <w:r>
         <w:rPr>
@@ -8919,7 +10268,7 @@
           <w:sz w:val="16"/>
           <w:szCs w:val="16"/>
         </w:rPr>
-        <w:t>：即为最低扩增子测序深度，本项目为扩增子测序，要求深度最低的扩增子的深度也要达到</w:t>
+        <w:t>：本项目为扩增子测序，要求深度最低的扩增子的深度也要达到</w:t>
       </w:r>
       <w:r>
         <w:rPr>
@@ -9007,7 +10356,27 @@
           <w:sz w:val="16"/>
           <w:szCs w:val="16"/>
         </w:rPr>
-        <w:t>/”，表示此质控项并非本检测的必要质控项，结果仅供参考；</w:t>
+        <w:t>/”，表示此质</w:t>
+      </w:r>
+      <w:proofErr w:type="gramStart"/>
+      <w:r>
+        <w:rPr>
+          <w:rFonts w:ascii="思源黑体 CN Normal" w:eastAsia="思源黑体 CN Normal" w:hAnsi="思源黑体 CN Normal"/>
+          <w:color w:val="000000" w:themeColor="text1"/>
+          <w:sz w:val="16"/>
+          <w:szCs w:val="16"/>
+        </w:rPr>
+        <w:t>控项并非</w:t>
+      </w:r>
+      <w:proofErr w:type="gramEnd"/>
+      <w:r>
+        <w:rPr>
+          <w:rFonts w:ascii="思源黑体 CN Normal" w:eastAsia="思源黑体 CN Normal" w:hAnsi="思源黑体 CN Normal"/>
+          <w:color w:val="000000" w:themeColor="text1"/>
+          <w:sz w:val="16"/>
+          <w:szCs w:val="16"/>
+        </w:rPr>
+        <w:t>本检测的必要质控项，结果仅供参考；</w:t>
       </w:r>
     </w:p>
     <w:p>
@@ -9265,7 +10634,63 @@
           <w:highlight w:val="cyan"/>
         </w:rPr>
         <w:lastRenderedPageBreak/>
-        <w:t>{%p if judge_brca_cnv == “mlpa”%}</w:t>
+        <w:t xml:space="preserve">{%p if </w:t>
+      </w:r>
+      <w:proofErr w:type="spellStart"/>
+      <w:r>
+        <w:rPr>
+          <w:rFonts w:ascii="思源黑体 CN Light" w:eastAsia="思源黑体 CN Light" w:hAnsi="思源黑体 CN Light"/>
+          <w:color w:val="595959" w:themeColor="text1" w:themeTint="A6"/>
+          <w:sz w:val="13"/>
+          <w:szCs w:val="13"/>
+          <w:highlight w:val="cyan"/>
+        </w:rPr>
+        <w:t>judge_brca_cnv</w:t>
+      </w:r>
+      <w:proofErr w:type="spellEnd"/>
+      <w:r>
+        <w:rPr>
+          <w:rFonts w:ascii="思源黑体 CN Light" w:eastAsia="思源黑体 CN Light" w:hAnsi="思源黑体 CN Light"/>
+          <w:color w:val="595959" w:themeColor="text1" w:themeTint="A6"/>
+          <w:sz w:val="13"/>
+          <w:szCs w:val="13"/>
+          <w:highlight w:val="cyan"/>
+        </w:rPr>
+        <w:t xml:space="preserve"> == “</w:t>
+      </w:r>
+      <w:proofErr w:type="spellStart"/>
+      <w:proofErr w:type="gramStart"/>
+      <w:r>
+        <w:rPr>
+          <w:rFonts w:ascii="思源黑体 CN Light" w:eastAsia="思源黑体 CN Light" w:hAnsi="思源黑体 CN Light"/>
+          <w:color w:val="595959" w:themeColor="text1" w:themeTint="A6"/>
+          <w:sz w:val="13"/>
+          <w:szCs w:val="13"/>
+          <w:highlight w:val="cyan"/>
+        </w:rPr>
+        <w:t>mlpa</w:t>
+      </w:r>
+      <w:proofErr w:type="spellEnd"/>
+      <w:r>
+        <w:rPr>
+          <w:rFonts w:ascii="思源黑体 CN Light" w:eastAsia="思源黑体 CN Light" w:hAnsi="思源黑体 CN Light"/>
+          <w:color w:val="595959" w:themeColor="text1" w:themeTint="A6"/>
+          <w:sz w:val="13"/>
+          <w:szCs w:val="13"/>
+          <w:highlight w:val="cyan"/>
+        </w:rPr>
+        <w:t>”%</w:t>
+      </w:r>
+      <w:proofErr w:type="gramEnd"/>
+      <w:r>
+        <w:rPr>
+          <w:rFonts w:ascii="思源黑体 CN Light" w:eastAsia="思源黑体 CN Light" w:hAnsi="思源黑体 CN Light"/>
+          <w:color w:val="595959" w:themeColor="text1" w:themeTint="A6"/>
+          <w:sz w:val="13"/>
+          <w:szCs w:val="13"/>
+          <w:highlight w:val="cyan"/>
+        </w:rPr>
+        <w:t>}</w:t>
       </w:r>
     </w:p>
     <w:p>
@@ -9292,7 +10717,25 @@
           <w:sz w:val="16"/>
           <w:szCs w:val="16"/>
         </w:rPr>
-        <w:t>var_brca.snv_m.B1_G_L5+ var_brca.snv_m.B2_G_L5 + var_brca.mlpa_v2.B1_mlpa_L5 + var_brca.mlpa_v2.B2_mlpa_L5 + var_brca.snv_m.B1_G_L4+ var_brca.snv_m.B2_G_L4+ var_brca.mlpa_v2.B1_mlpa_L4 + var_brca.mlpa_v2.B2_mlpa_L4</w:t>
+        <w:t>var_brca.snv_</w:t>
+      </w:r>
+      <w:proofErr w:type="gramStart"/>
+      <w:r>
+        <w:rPr>
+          <w:rFonts w:ascii="思源黑体 CN Normal" w:eastAsia="思源黑体 CN Normal" w:hAnsi="思源黑体 CN Normal"/>
+          <w:sz w:val="16"/>
+          <w:szCs w:val="16"/>
+        </w:rPr>
+        <w:t>m.B</w:t>
+      </w:r>
+      <w:proofErr w:type="gramEnd"/>
+      <w:r>
+        <w:rPr>
+          <w:rFonts w:ascii="思源黑体 CN Normal" w:eastAsia="思源黑体 CN Normal" w:hAnsi="思源黑体 CN Normal"/>
+          <w:sz w:val="16"/>
+          <w:szCs w:val="16"/>
+        </w:rPr>
+        <w:t>1_G_L5+ var_brca.snv_m.B2_G_L5 + var_brca.mlpa_v2.B1_mlpa_L5 + var_brca.mlpa_v2.B2_mlpa_L5 + var_brca.snv_m.B1_G_L4+ var_brca.snv_m.B2_G_L4+ var_brca.mlpa_v2.B1_mlpa_L4 + var_brca.mlpa_v2.B2_mlpa_L4</w:t>
       </w:r>
       <w:r>
         <w:rPr>
@@ -9937,7 +11380,25 @@
           <w:sz w:val="16"/>
           <w:szCs w:val="16"/>
         </w:rPr>
-        <w:t>var_brca.snv_m.B1_G_L5+ var_brca.snv_m.B2_G_L5 + var_brca.gcnv_v2.B1_gcnv_L5 + var_brca.gcnv_v2.B2_gcnv_L5 + var_brca.snv_m.B1_G_L4+ var_brca.snv_m.B2_G_L4+ var_brca.gcnv_v2.B1_gcnv_L4 + var_brca.gcnv_v2.B2_gcnv_L4</w:t>
+        <w:t>var_brca.snv_</w:t>
+      </w:r>
+      <w:proofErr w:type="gramStart"/>
+      <w:r>
+        <w:rPr>
+          <w:rFonts w:ascii="思源黑体 CN Normal" w:eastAsia="思源黑体 CN Normal" w:hAnsi="思源黑体 CN Normal"/>
+          <w:sz w:val="16"/>
+          <w:szCs w:val="16"/>
+        </w:rPr>
+        <w:t>m.B</w:t>
+      </w:r>
+      <w:proofErr w:type="gramEnd"/>
+      <w:r>
+        <w:rPr>
+          <w:rFonts w:ascii="思源黑体 CN Normal" w:eastAsia="思源黑体 CN Normal" w:hAnsi="思源黑体 CN Normal"/>
+          <w:sz w:val="16"/>
+          <w:szCs w:val="16"/>
+        </w:rPr>
+        <w:t>1_G_L5+ var_brca.snv_m.B2_G_L5 + var_brca.gcnv_v2.B1_gcnv_L5 + var_brca.gcnv_v2.B2_gcnv_L5 + var_brca.snv_m.B1_G_L4+ var_brca.snv_m.B2_G_L4+ var_brca.gcnv_v2.B1_gcnv_L4 + var_brca.gcnv_v2.B2_gcnv_L4</w:t>
       </w:r>
       <w:r>
         <w:rPr>
@@ -10652,7 +12113,51 @@
           <w:szCs w:val="13"/>
           <w:highlight w:val="magenta"/>
         </w:rPr>
-        <w:t>{{r page_break }}</w:t>
+        <w:t xml:space="preserve">{{r </w:t>
+      </w:r>
+      <w:proofErr w:type="spellStart"/>
+      <w:r>
+        <w:rPr>
+          <w:rFonts w:ascii="思源黑体 CN Light" w:eastAsia="思源黑体 CN Light" w:hAnsi="思源黑体 CN Light" w:hint="eastAsia"/>
+          <w:color w:val="595959" w:themeColor="text1" w:themeTint="A6"/>
+          <w:sz w:val="13"/>
+          <w:szCs w:val="13"/>
+          <w:highlight w:val="magenta"/>
+        </w:rPr>
+        <w:t>page_</w:t>
+      </w:r>
+      <w:proofErr w:type="gramStart"/>
+      <w:r>
+        <w:rPr>
+          <w:rFonts w:ascii="思源黑体 CN Light" w:eastAsia="思源黑体 CN Light" w:hAnsi="思源黑体 CN Light" w:hint="eastAsia"/>
+          <w:color w:val="595959" w:themeColor="text1" w:themeTint="A6"/>
+          <w:sz w:val="13"/>
+          <w:szCs w:val="13"/>
+          <w:highlight w:val="magenta"/>
+        </w:rPr>
+        <w:t>break</w:t>
+      </w:r>
+      <w:proofErr w:type="spellEnd"/>
+      <w:r>
+        <w:rPr>
+          <w:rFonts w:ascii="思源黑体 CN Light" w:eastAsia="思源黑体 CN Light" w:hAnsi="思源黑体 CN Light" w:hint="eastAsia"/>
+          <w:color w:val="595959" w:themeColor="text1" w:themeTint="A6"/>
+          <w:sz w:val="13"/>
+          <w:szCs w:val="13"/>
+          <w:highlight w:val="magenta"/>
+        </w:rPr>
+        <w:t xml:space="preserve"> }</w:t>
+      </w:r>
+      <w:proofErr w:type="gramEnd"/>
+      <w:r>
+        <w:rPr>
+          <w:rFonts w:ascii="思源黑体 CN Light" w:eastAsia="思源黑体 CN Light" w:hAnsi="思源黑体 CN Light" w:hint="eastAsia"/>
+          <w:color w:val="595959" w:themeColor="text1" w:themeTint="A6"/>
+          <w:sz w:val="13"/>
+          <w:szCs w:val="13"/>
+          <w:highlight w:val="magenta"/>
+        </w:rPr>
+        <w:t>}</w:t>
       </w:r>
     </w:p>
     <w:p>
@@ -10672,7 +12177,63 @@
           <w:szCs w:val="13"/>
           <w:highlight w:val="cyan"/>
         </w:rPr>
-        <w:t>{%p if judge_brca_cnv == “mlpa”%}</w:t>
+        <w:t xml:space="preserve">{%p if </w:t>
+      </w:r>
+      <w:proofErr w:type="spellStart"/>
+      <w:r>
+        <w:rPr>
+          <w:rFonts w:ascii="思源黑体 CN Light" w:eastAsia="思源黑体 CN Light" w:hAnsi="思源黑体 CN Light"/>
+          <w:color w:val="595959" w:themeColor="text1" w:themeTint="A6"/>
+          <w:sz w:val="13"/>
+          <w:szCs w:val="13"/>
+          <w:highlight w:val="cyan"/>
+        </w:rPr>
+        <w:t>judge_brca_cnv</w:t>
+      </w:r>
+      <w:proofErr w:type="spellEnd"/>
+      <w:r>
+        <w:rPr>
+          <w:rFonts w:ascii="思源黑体 CN Light" w:eastAsia="思源黑体 CN Light" w:hAnsi="思源黑体 CN Light"/>
+          <w:color w:val="595959" w:themeColor="text1" w:themeTint="A6"/>
+          <w:sz w:val="13"/>
+          <w:szCs w:val="13"/>
+          <w:highlight w:val="cyan"/>
+        </w:rPr>
+        <w:t xml:space="preserve"> == “</w:t>
+      </w:r>
+      <w:proofErr w:type="spellStart"/>
+      <w:proofErr w:type="gramStart"/>
+      <w:r>
+        <w:rPr>
+          <w:rFonts w:ascii="思源黑体 CN Light" w:eastAsia="思源黑体 CN Light" w:hAnsi="思源黑体 CN Light"/>
+          <w:color w:val="595959" w:themeColor="text1" w:themeTint="A6"/>
+          <w:sz w:val="13"/>
+          <w:szCs w:val="13"/>
+          <w:highlight w:val="cyan"/>
+        </w:rPr>
+        <w:t>mlpa</w:t>
+      </w:r>
+      <w:proofErr w:type="spellEnd"/>
+      <w:r>
+        <w:rPr>
+          <w:rFonts w:ascii="思源黑体 CN Light" w:eastAsia="思源黑体 CN Light" w:hAnsi="思源黑体 CN Light"/>
+          <w:color w:val="595959" w:themeColor="text1" w:themeTint="A6"/>
+          <w:sz w:val="13"/>
+          <w:szCs w:val="13"/>
+          <w:highlight w:val="cyan"/>
+        </w:rPr>
+        <w:t>”%</w:t>
+      </w:r>
+      <w:proofErr w:type="gramEnd"/>
+      <w:r>
+        <w:rPr>
+          <w:rFonts w:ascii="思源黑体 CN Light" w:eastAsia="思源黑体 CN Light" w:hAnsi="思源黑体 CN Light"/>
+          <w:color w:val="595959" w:themeColor="text1" w:themeTint="A6"/>
+          <w:sz w:val="13"/>
+          <w:szCs w:val="13"/>
+          <w:highlight w:val="cyan"/>
+        </w:rPr>
+        <w:t>}</w:t>
       </w:r>
     </w:p>
     <w:p>
@@ -10699,7 +12260,25 @@
           <w:sz w:val="16"/>
           <w:szCs w:val="16"/>
         </w:rPr>
-        <w:t>var_brca.snv_m.B1_G_L5+ var_brca.snv_m.B2_G_L5 + var_brca.mlpa_v2.B1_mlpa_L5 + var_brca.mlpa_v2.B2_mlpa_L5 + var_brca.snv_m.B1_G_L4+ var_brca.snv_m.B2_G_L4+ var_brca.mlpa_v2.B1_mlpa_L4 + var_brca.mlpa_v2.B2_mlpa_L4</w:t>
+        <w:t>var_brca.snv_</w:t>
+      </w:r>
+      <w:proofErr w:type="gramStart"/>
+      <w:r>
+        <w:rPr>
+          <w:rFonts w:ascii="思源黑体 CN Normal" w:eastAsia="思源黑体 CN Normal" w:hAnsi="思源黑体 CN Normal"/>
+          <w:sz w:val="16"/>
+          <w:szCs w:val="16"/>
+        </w:rPr>
+        <w:t>m.B</w:t>
+      </w:r>
+      <w:proofErr w:type="gramEnd"/>
+      <w:r>
+        <w:rPr>
+          <w:rFonts w:ascii="思源黑体 CN Normal" w:eastAsia="思源黑体 CN Normal" w:hAnsi="思源黑体 CN Normal"/>
+          <w:sz w:val="16"/>
+          <w:szCs w:val="16"/>
+        </w:rPr>
+        <w:t>1_G_L5+ var_brca.snv_m.B2_G_L5 + var_brca.mlpa_v2.B1_mlpa_L5 + var_brca.mlpa_v2.B2_mlpa_L5 + var_brca.snv_m.B1_G_L4+ var_brca.snv_m.B2_G_L4+ var_brca.mlpa_v2.B1_mlpa_L4 + var_brca.mlpa_v2.B2_mlpa_L4</w:t>
       </w:r>
       <w:r>
         <w:rPr>
@@ -11344,7 +12923,25 @@
           <w:sz w:val="16"/>
           <w:szCs w:val="16"/>
         </w:rPr>
-        <w:t>var_brca.snv_m.B1_G_L5+ var_brca.snv_m.B2_G_L5 + var_brca.gcnv_v2.B1_gcnv_L5 + var_brca.gcnv_v2.B2_gcnv_L5 + var_brca.snv_m.B1_G_L4+ var_brca.snv_m.B2_G_L4+ var_brca.gcnv_v2.B1_gcnv_L4 + var_brca.gcnv_v2.B2_gcnv_L4</w:t>
+        <w:t>var_brca.snv_</w:t>
+      </w:r>
+      <w:proofErr w:type="gramStart"/>
+      <w:r>
+        <w:rPr>
+          <w:rFonts w:ascii="思源黑体 CN Normal" w:eastAsia="思源黑体 CN Normal" w:hAnsi="思源黑体 CN Normal"/>
+          <w:sz w:val="16"/>
+          <w:szCs w:val="16"/>
+        </w:rPr>
+        <w:t>m.B</w:t>
+      </w:r>
+      <w:proofErr w:type="gramEnd"/>
+      <w:r>
+        <w:rPr>
+          <w:rFonts w:ascii="思源黑体 CN Normal" w:eastAsia="思源黑体 CN Normal" w:hAnsi="思源黑体 CN Normal"/>
+          <w:sz w:val="16"/>
+          <w:szCs w:val="16"/>
+        </w:rPr>
+        <w:t>1_G_L5+ var_brca.snv_m.B2_G_L5 + var_brca.gcnv_v2.B1_gcnv_L5 + var_brca.gcnv_v2.B2_gcnv_L5 + var_brca.snv_m.B1_G_L4+ var_brca.snv_m.B2_G_L4+ var_brca.gcnv_v2.B1_gcnv_L4 + var_brca.gcnv_v2.B2_gcnv_L4</w:t>
       </w:r>
       <w:r>
         <w:rPr>
@@ -12157,7 +13754,25 @@
           <w:sz w:val="16"/>
           <w:szCs w:val="16"/>
         </w:rPr>
-        <w:t>NCCN Clinical Practice Guidelines in Oncology-Genetic/Familial High-Risk Assessment: Breast, Ovarian, and Pancreatic. (version 2.2024)[EB/OL]. http://www.nccn.org</w:t>
+        <w:t xml:space="preserve">NCCN Clinical Practice Guidelines in Oncology-Genetic/Familial High-Risk Assessment: Breast, Ovarian, and Pancreatic. (version </w:t>
+      </w:r>
+      <w:proofErr w:type="gramStart"/>
+      <w:r>
+        <w:rPr>
+          <w:rFonts w:ascii="思源黑体 CN Normal" w:eastAsia="思源黑体 CN Normal" w:hAnsi="思源黑体 CN Normal"/>
+          <w:sz w:val="16"/>
+          <w:szCs w:val="16"/>
+        </w:rPr>
+        <w:t>2.2024)[</w:t>
+      </w:r>
+      <w:proofErr w:type="gramEnd"/>
+      <w:r>
+        <w:rPr>
+          <w:rFonts w:ascii="思源黑体 CN Normal" w:eastAsia="思源黑体 CN Normal" w:hAnsi="思源黑体 CN Normal"/>
+          <w:sz w:val="16"/>
+          <w:szCs w:val="16"/>
+        </w:rPr>
+        <w:t>EB/OL]. http://www.nccn.org</w:t>
       </w:r>
     </w:p>
     <w:p>
@@ -12180,7 +13795,25 @@
           <w:sz w:val="16"/>
           <w:szCs w:val="16"/>
         </w:rPr>
-        <w:t>NCCN Clinical Practice Guidelines in Oncology-Breast Cancer Risk Reduction. (version 1.2024)[EB/OL]. http://www.nccn.org</w:t>
+        <w:t xml:space="preserve">NCCN Clinical Practice Guidelines in Oncology-Breast Cancer Risk Reduction. (version </w:t>
+      </w:r>
+      <w:proofErr w:type="gramStart"/>
+      <w:r>
+        <w:rPr>
+          <w:rFonts w:ascii="思源黑体 CN Normal" w:eastAsia="思源黑体 CN Normal" w:hAnsi="思源黑体 CN Normal"/>
+          <w:sz w:val="16"/>
+          <w:szCs w:val="16"/>
+        </w:rPr>
+        <w:t>1.2024)[</w:t>
+      </w:r>
+      <w:proofErr w:type="gramEnd"/>
+      <w:r>
+        <w:rPr>
+          <w:rFonts w:ascii="思源黑体 CN Normal" w:eastAsia="思源黑体 CN Normal" w:hAnsi="思源黑体 CN Normal"/>
+          <w:sz w:val="16"/>
+          <w:szCs w:val="16"/>
+        </w:rPr>
+        <w:t>EB/OL]. http://www.nccn.org</w:t>
       </w:r>
     </w:p>
     <w:p>
@@ -12203,7 +13836,25 @@
           <w:sz w:val="16"/>
           <w:szCs w:val="16"/>
         </w:rPr>
-        <w:t>NCCN Clinical Practice Guidelines in Oncology-Ovarian Cancer Including Fallopian Tube Cancer and Primary Peritoneal Cancer. (version 2.2023)[EB/OL]. http://www.nccn.org</w:t>
+        <w:t xml:space="preserve">NCCN Clinical Practice Guidelines in Oncology-Ovarian Cancer Including Fallopian Tube Cancer and Primary Peritoneal Cancer. (version </w:t>
+      </w:r>
+      <w:proofErr w:type="gramStart"/>
+      <w:r>
+        <w:rPr>
+          <w:rFonts w:ascii="思源黑体 CN Normal" w:eastAsia="思源黑体 CN Normal" w:hAnsi="思源黑体 CN Normal"/>
+          <w:sz w:val="16"/>
+          <w:szCs w:val="16"/>
+        </w:rPr>
+        <w:t>2.2023)[</w:t>
+      </w:r>
+      <w:proofErr w:type="gramEnd"/>
+      <w:r>
+        <w:rPr>
+          <w:rFonts w:ascii="思源黑体 CN Normal" w:eastAsia="思源黑体 CN Normal" w:hAnsi="思源黑体 CN Normal"/>
+          <w:sz w:val="16"/>
+          <w:szCs w:val="16"/>
+        </w:rPr>
+        <w:t>EB/OL]. http://www.nccn.org</w:t>
       </w:r>
     </w:p>
     <w:p>
@@ -12226,7 +13877,25 @@
           <w:sz w:val="16"/>
           <w:szCs w:val="16"/>
         </w:rPr>
-        <w:t>NCCN Clinical Practice Guidelines in Oncology-Breast Cancer. (version 4.2023)[EB/OL]. http://www.nccn.org</w:t>
+        <w:t xml:space="preserve">NCCN Clinical Practice Guidelines in Oncology-Breast Cancer. (version </w:t>
+      </w:r>
+      <w:proofErr w:type="gramStart"/>
+      <w:r>
+        <w:rPr>
+          <w:rFonts w:ascii="思源黑体 CN Normal" w:eastAsia="思源黑体 CN Normal" w:hAnsi="思源黑体 CN Normal"/>
+          <w:sz w:val="16"/>
+          <w:szCs w:val="16"/>
+        </w:rPr>
+        <w:t>4.2023)[</w:t>
+      </w:r>
+      <w:proofErr w:type="gramEnd"/>
+      <w:r>
+        <w:rPr>
+          <w:rFonts w:ascii="思源黑体 CN Normal" w:eastAsia="思源黑体 CN Normal" w:hAnsi="思源黑体 CN Normal"/>
+          <w:sz w:val="16"/>
+          <w:szCs w:val="16"/>
+        </w:rPr>
+        <w:t>EB/OL]. http://www.nccn.org</w:t>
       </w:r>
     </w:p>
     <w:p>
@@ -12249,7 +13918,25 @@
           <w:sz w:val="16"/>
           <w:szCs w:val="16"/>
         </w:rPr>
-        <w:t>NCCN Clinical Practice Guidelines in Oncology-Prostate Cancer. (version 4.2023)[EB/OL]. http://www.nccn.org</w:t>
+        <w:t xml:space="preserve">NCCN Clinical Practice Guidelines in Oncology-Prostate Cancer. (version </w:t>
+      </w:r>
+      <w:proofErr w:type="gramStart"/>
+      <w:r>
+        <w:rPr>
+          <w:rFonts w:ascii="思源黑体 CN Normal" w:eastAsia="思源黑体 CN Normal" w:hAnsi="思源黑体 CN Normal"/>
+          <w:sz w:val="16"/>
+          <w:szCs w:val="16"/>
+        </w:rPr>
+        <w:t>4.2023)[</w:t>
+      </w:r>
+      <w:proofErr w:type="gramEnd"/>
+      <w:r>
+        <w:rPr>
+          <w:rFonts w:ascii="思源黑体 CN Normal" w:eastAsia="思源黑体 CN Normal" w:hAnsi="思源黑体 CN Normal"/>
+          <w:sz w:val="16"/>
+          <w:szCs w:val="16"/>
+        </w:rPr>
+        <w:t>EB/OL]. http://www.nccn.org</w:t>
       </w:r>
     </w:p>
     <w:p>
@@ -12272,7 +13959,25 @@
           <w:sz w:val="16"/>
           <w:szCs w:val="16"/>
         </w:rPr>
-        <w:t>NCCN Clinical Practice Guidelines in Oncology-Pancreatic Adenocarcinoma. (version 2.2023)[EB/OL]. http://www.nccn.org</w:t>
+        <w:t xml:space="preserve">NCCN Clinical Practice Guidelines in Oncology-Pancreatic Adenocarcinoma. (version </w:t>
+      </w:r>
+      <w:proofErr w:type="gramStart"/>
+      <w:r>
+        <w:rPr>
+          <w:rFonts w:ascii="思源黑体 CN Normal" w:eastAsia="思源黑体 CN Normal" w:hAnsi="思源黑体 CN Normal"/>
+          <w:sz w:val="16"/>
+          <w:szCs w:val="16"/>
+        </w:rPr>
+        <w:t>2.2023)[</w:t>
+      </w:r>
+      <w:proofErr w:type="gramEnd"/>
+      <w:r>
+        <w:rPr>
+          <w:rFonts w:ascii="思源黑体 CN Normal" w:eastAsia="思源黑体 CN Normal" w:hAnsi="思源黑体 CN Normal"/>
+          <w:sz w:val="16"/>
+          <w:szCs w:val="16"/>
+        </w:rPr>
+        <w:t>EB/OL]. http://www.nccn.org</w:t>
       </w:r>
     </w:p>
     <w:p>
@@ -12326,7 +14031,241 @@
           <w:sz w:val="16"/>
           <w:szCs w:val="16"/>
         </w:rPr>
-        <w:t>, 沈亦平, 邬玲仟, 陈少科, 陈子江, 方向东, 傅松滨, 龚瑶琴, 黄国英, 黄国宁, 黄荷凤, 黄山, 郝晓柯 12, 冀小平, 李红, 梁波, 廖灿, 乔杰, 苏海翔, 魏军, 王磊, 王树玉, 王晓红, 邢清和, 徐湘民, 袁慧军, 杨正林, 周从容, 周文浩, 曾勇, 张学军, 黄涛生, 郑茜, 秦胜营, 于世辉, 关静, 王洪阳, 王大勇, 赵立东, 王慧君, 孔令印, 宣黎明, 冒燕, 祝轶君, 徐君玲, 王剑青, 王莉, 赵婷, 秦一丁, 夏滢颖, 樊丽霞, 赵丁丁, 邱浩, 贺林.  遗传变异分类标准与指南[J]. 中国科学：生命科学, 2017, 47(6): 668-688.</w:t>
+        <w:t xml:space="preserve">, 沈亦平, 邬玲仟, 陈少科, 陈子江, 方向东, </w:t>
+      </w:r>
+      <w:proofErr w:type="gramStart"/>
+      <w:r>
+        <w:rPr>
+          <w:rFonts w:ascii="思源黑体 CN Normal" w:eastAsia="思源黑体 CN Normal" w:hAnsi="思源黑体 CN Normal"/>
+          <w:sz w:val="16"/>
+          <w:szCs w:val="16"/>
+        </w:rPr>
+        <w:t>傅松滨</w:t>
+      </w:r>
+      <w:proofErr w:type="gramEnd"/>
+      <w:r>
+        <w:rPr>
+          <w:rFonts w:ascii="思源黑体 CN Normal" w:eastAsia="思源黑体 CN Normal" w:hAnsi="思源黑体 CN Normal"/>
+          <w:sz w:val="16"/>
+          <w:szCs w:val="16"/>
+        </w:rPr>
+        <w:t xml:space="preserve">, 龚瑶琴, 黄国英, </w:t>
+      </w:r>
+      <w:proofErr w:type="gramStart"/>
+      <w:r>
+        <w:rPr>
+          <w:rFonts w:ascii="思源黑体 CN Normal" w:eastAsia="思源黑体 CN Normal" w:hAnsi="思源黑体 CN Normal"/>
+          <w:sz w:val="16"/>
+          <w:szCs w:val="16"/>
+        </w:rPr>
+        <w:t>黄国宁</w:t>
+      </w:r>
+      <w:proofErr w:type="gramEnd"/>
+      <w:r>
+        <w:rPr>
+          <w:rFonts w:ascii="思源黑体 CN Normal" w:eastAsia="思源黑体 CN Normal" w:hAnsi="思源黑体 CN Normal"/>
+          <w:sz w:val="16"/>
+          <w:szCs w:val="16"/>
+        </w:rPr>
+        <w:t xml:space="preserve">, </w:t>
+      </w:r>
+      <w:proofErr w:type="gramStart"/>
+      <w:r>
+        <w:rPr>
+          <w:rFonts w:ascii="思源黑体 CN Normal" w:eastAsia="思源黑体 CN Normal" w:hAnsi="思源黑体 CN Normal"/>
+          <w:sz w:val="16"/>
+          <w:szCs w:val="16"/>
+        </w:rPr>
+        <w:t>黄荷凤</w:t>
+      </w:r>
+      <w:proofErr w:type="gramEnd"/>
+      <w:r>
+        <w:rPr>
+          <w:rFonts w:ascii="思源黑体 CN Normal" w:eastAsia="思源黑体 CN Normal" w:hAnsi="思源黑体 CN Normal"/>
+          <w:sz w:val="16"/>
+          <w:szCs w:val="16"/>
+        </w:rPr>
+        <w:t xml:space="preserve">, 黄山, 郝晓柯 12, 冀小平, 李红, 梁波, 廖灿, </w:t>
+      </w:r>
+      <w:proofErr w:type="gramStart"/>
+      <w:r>
+        <w:rPr>
+          <w:rFonts w:ascii="思源黑体 CN Normal" w:eastAsia="思源黑体 CN Normal" w:hAnsi="思源黑体 CN Normal"/>
+          <w:sz w:val="16"/>
+          <w:szCs w:val="16"/>
+        </w:rPr>
+        <w:t>乔杰</w:t>
+      </w:r>
+      <w:proofErr w:type="gramEnd"/>
+      <w:r>
+        <w:rPr>
+          <w:rFonts w:ascii="思源黑体 CN Normal" w:eastAsia="思源黑体 CN Normal" w:hAnsi="思源黑体 CN Normal"/>
+          <w:sz w:val="16"/>
+          <w:szCs w:val="16"/>
+        </w:rPr>
+        <w:t xml:space="preserve">, </w:t>
+      </w:r>
+      <w:proofErr w:type="gramStart"/>
+      <w:r>
+        <w:rPr>
+          <w:rFonts w:ascii="思源黑体 CN Normal" w:eastAsia="思源黑体 CN Normal" w:hAnsi="思源黑体 CN Normal"/>
+          <w:sz w:val="16"/>
+          <w:szCs w:val="16"/>
+        </w:rPr>
+        <w:t>苏海翔</w:t>
+      </w:r>
+      <w:proofErr w:type="gramEnd"/>
+      <w:r>
+        <w:rPr>
+          <w:rFonts w:ascii="思源黑体 CN Normal" w:eastAsia="思源黑体 CN Normal" w:hAnsi="思源黑体 CN Normal"/>
+          <w:sz w:val="16"/>
+          <w:szCs w:val="16"/>
+        </w:rPr>
+        <w:t>, 魏军, 王磊, 王树玉, 王晓红, 邢清和, 徐湘民, 袁慧军, 杨正林, 周从容, 周文</w:t>
+      </w:r>
+      <w:proofErr w:type="gramStart"/>
+      <w:r>
+        <w:rPr>
+          <w:rFonts w:ascii="思源黑体 CN Normal" w:eastAsia="思源黑体 CN Normal" w:hAnsi="思源黑体 CN Normal"/>
+          <w:sz w:val="16"/>
+          <w:szCs w:val="16"/>
+        </w:rPr>
+        <w:t>浩</w:t>
+      </w:r>
+      <w:proofErr w:type="gramEnd"/>
+      <w:r>
+        <w:rPr>
+          <w:rFonts w:ascii="思源黑体 CN Normal" w:eastAsia="思源黑体 CN Normal" w:hAnsi="思源黑体 CN Normal"/>
+          <w:sz w:val="16"/>
+          <w:szCs w:val="16"/>
+        </w:rPr>
+        <w:t xml:space="preserve">, 曾勇, 张学军, </w:t>
+      </w:r>
+      <w:proofErr w:type="gramStart"/>
+      <w:r>
+        <w:rPr>
+          <w:rFonts w:ascii="思源黑体 CN Normal" w:eastAsia="思源黑体 CN Normal" w:hAnsi="思源黑体 CN Normal"/>
+          <w:sz w:val="16"/>
+          <w:szCs w:val="16"/>
+        </w:rPr>
+        <w:t>黄涛生</w:t>
+      </w:r>
+      <w:proofErr w:type="gramEnd"/>
+      <w:r>
+        <w:rPr>
+          <w:rFonts w:ascii="思源黑体 CN Normal" w:eastAsia="思源黑体 CN Normal" w:hAnsi="思源黑体 CN Normal"/>
+          <w:sz w:val="16"/>
+          <w:szCs w:val="16"/>
+        </w:rPr>
+        <w:t xml:space="preserve">, 郑茜, </w:t>
+      </w:r>
+      <w:proofErr w:type="gramStart"/>
+      <w:r>
+        <w:rPr>
+          <w:rFonts w:ascii="思源黑体 CN Normal" w:eastAsia="思源黑体 CN Normal" w:hAnsi="思源黑体 CN Normal"/>
+          <w:sz w:val="16"/>
+          <w:szCs w:val="16"/>
+        </w:rPr>
+        <w:t>秦胜营</w:t>
+      </w:r>
+      <w:proofErr w:type="gramEnd"/>
+      <w:r>
+        <w:rPr>
+          <w:rFonts w:ascii="思源黑体 CN Normal" w:eastAsia="思源黑体 CN Normal" w:hAnsi="思源黑体 CN Normal"/>
+          <w:sz w:val="16"/>
+          <w:szCs w:val="16"/>
+        </w:rPr>
+        <w:t>, 于</w:t>
+      </w:r>
+      <w:proofErr w:type="gramStart"/>
+      <w:r>
+        <w:rPr>
+          <w:rFonts w:ascii="思源黑体 CN Normal" w:eastAsia="思源黑体 CN Normal" w:hAnsi="思源黑体 CN Normal"/>
+          <w:sz w:val="16"/>
+          <w:szCs w:val="16"/>
+        </w:rPr>
+        <w:t>世</w:t>
+      </w:r>
+      <w:proofErr w:type="gramEnd"/>
+      <w:r>
+        <w:rPr>
+          <w:rFonts w:ascii="思源黑体 CN Normal" w:eastAsia="思源黑体 CN Normal" w:hAnsi="思源黑体 CN Normal"/>
+          <w:sz w:val="16"/>
+          <w:szCs w:val="16"/>
+        </w:rPr>
+        <w:t xml:space="preserve">辉, 关静, 王洪阳, 王大勇, 赵立东, 王慧君, </w:t>
+      </w:r>
+      <w:proofErr w:type="gramStart"/>
+      <w:r>
+        <w:rPr>
+          <w:rFonts w:ascii="思源黑体 CN Normal" w:eastAsia="思源黑体 CN Normal" w:hAnsi="思源黑体 CN Normal"/>
+          <w:sz w:val="16"/>
+          <w:szCs w:val="16"/>
+        </w:rPr>
+        <w:t>孔令印</w:t>
+      </w:r>
+      <w:proofErr w:type="gramEnd"/>
+      <w:r>
+        <w:rPr>
+          <w:rFonts w:ascii="思源黑体 CN Normal" w:eastAsia="思源黑体 CN Normal" w:hAnsi="思源黑体 CN Normal"/>
+          <w:sz w:val="16"/>
+          <w:szCs w:val="16"/>
+        </w:rPr>
+        <w:t xml:space="preserve">, 宣黎明, </w:t>
+      </w:r>
+      <w:proofErr w:type="gramStart"/>
+      <w:r>
+        <w:rPr>
+          <w:rFonts w:ascii="思源黑体 CN Normal" w:eastAsia="思源黑体 CN Normal" w:hAnsi="思源黑体 CN Normal"/>
+          <w:sz w:val="16"/>
+          <w:szCs w:val="16"/>
+        </w:rPr>
+        <w:t>冒燕</w:t>
+      </w:r>
+      <w:proofErr w:type="gramEnd"/>
+      <w:r>
+        <w:rPr>
+          <w:rFonts w:ascii="思源黑体 CN Normal" w:eastAsia="思源黑体 CN Normal" w:hAnsi="思源黑体 CN Normal"/>
+          <w:sz w:val="16"/>
+          <w:szCs w:val="16"/>
+        </w:rPr>
+        <w:t xml:space="preserve">, 祝轶君, </w:t>
+      </w:r>
+      <w:proofErr w:type="gramStart"/>
+      <w:r>
+        <w:rPr>
+          <w:rFonts w:ascii="思源黑体 CN Normal" w:eastAsia="思源黑体 CN Normal" w:hAnsi="思源黑体 CN Normal"/>
+          <w:sz w:val="16"/>
+          <w:szCs w:val="16"/>
+        </w:rPr>
+        <w:t>徐君玲</w:t>
+      </w:r>
+      <w:proofErr w:type="gramEnd"/>
+      <w:r>
+        <w:rPr>
+          <w:rFonts w:ascii="思源黑体 CN Normal" w:eastAsia="思源黑体 CN Normal" w:hAnsi="思源黑体 CN Normal"/>
+          <w:sz w:val="16"/>
+          <w:szCs w:val="16"/>
+        </w:rPr>
+        <w:t>, 王剑青, 王莉, 赵婷, 秦</w:t>
+      </w:r>
+      <w:proofErr w:type="gramStart"/>
+      <w:r>
+        <w:rPr>
+          <w:rFonts w:ascii="思源黑体 CN Normal" w:eastAsia="思源黑体 CN Normal" w:hAnsi="思源黑体 CN Normal"/>
+          <w:sz w:val="16"/>
+          <w:szCs w:val="16"/>
+        </w:rPr>
+        <w:t>一</w:t>
+      </w:r>
+      <w:proofErr w:type="gramEnd"/>
+      <w:r>
+        <w:rPr>
+          <w:rFonts w:ascii="思源黑体 CN Normal" w:eastAsia="思源黑体 CN Normal" w:hAnsi="思源黑体 CN Normal"/>
+          <w:sz w:val="16"/>
+          <w:szCs w:val="16"/>
+        </w:rPr>
+        <w:t>丁, 夏滢颖, 樊丽霞, 赵丁丁, 邱浩, 贺林.  遗传变异分类标准与指南[J]. 中国科学：生命科学, 2017, 47(6): 668-688.</w:t>
       </w:r>
     </w:p>
     <w:p>
@@ -12349,7 +14288,25 @@
           <w:sz w:val="16"/>
           <w:szCs w:val="16"/>
         </w:rPr>
-        <w:t>Li MM, Datto M, Duncavage EJ, Kulkarni S, et al. (2017) Standards and Guidelines for the Interpretation and Reporting of Sequence Variants in Cancer: A Joint Consensus Recommendation of the Association for Molecular Pathology American Society of Clinical Oncology, and College of American Pathologists. J Mol Diagn. Jan;19(1):4-23. [PMID: 27993330]</w:t>
+        <w:t xml:space="preserve">Li MM, Datto M, </w:t>
+      </w:r>
+      <w:proofErr w:type="spellStart"/>
+      <w:r>
+        <w:rPr>
+          <w:rFonts w:ascii="思源黑体 CN Normal" w:eastAsia="思源黑体 CN Normal" w:hAnsi="思源黑体 CN Normal"/>
+          <w:sz w:val="16"/>
+          <w:szCs w:val="16"/>
+        </w:rPr>
+        <w:t>Duncavage</w:t>
+      </w:r>
+      <w:proofErr w:type="spellEnd"/>
+      <w:r>
+        <w:rPr>
+          <w:rFonts w:ascii="思源黑体 CN Normal" w:eastAsia="思源黑体 CN Normal" w:hAnsi="思源黑体 CN Normal"/>
+          <w:sz w:val="16"/>
+          <w:szCs w:val="16"/>
+        </w:rPr>
+        <w:t xml:space="preserve"> EJ, Kulkarni S, et al. (2017) Standards and Guidelines for the Interpretation and Reporting of Sequence Variants in Cancer: A Joint Consensus Recommendation of the Association for Molecular Pathology American Society of Clinical Oncology, and College of American Pathologists. J Mol Diagn. Jan;19(1):4-23. [PMID: 27993330]</w:t>
       </w:r>
     </w:p>
     <w:p>
@@ -12405,7 +14362,58 @@
           <w:szCs w:val="16"/>
           <w:highlight w:val="cyan"/>
         </w:rPr>
-        <w:t>{%p if judge_brca_cnv == “mlpa”%}</w:t>
+        <w:t xml:space="preserve">{%p if </w:t>
+      </w:r>
+      <w:proofErr w:type="spellStart"/>
+      <w:r>
+        <w:rPr>
+          <w:rFonts w:ascii="思源黑体 CN Normal" w:eastAsia="思源黑体 CN Normal" w:hAnsi="思源黑体 CN Normal"/>
+          <w:sz w:val="16"/>
+          <w:szCs w:val="16"/>
+          <w:highlight w:val="cyan"/>
+        </w:rPr>
+        <w:t>judge_brca_cnv</w:t>
+      </w:r>
+      <w:proofErr w:type="spellEnd"/>
+      <w:r>
+        <w:rPr>
+          <w:rFonts w:ascii="思源黑体 CN Normal" w:eastAsia="思源黑体 CN Normal" w:hAnsi="思源黑体 CN Normal"/>
+          <w:sz w:val="16"/>
+          <w:szCs w:val="16"/>
+          <w:highlight w:val="cyan"/>
+        </w:rPr>
+        <w:t xml:space="preserve"> == “</w:t>
+      </w:r>
+      <w:proofErr w:type="spellStart"/>
+      <w:proofErr w:type="gramStart"/>
+      <w:r>
+        <w:rPr>
+          <w:rFonts w:ascii="思源黑体 CN Normal" w:eastAsia="思源黑体 CN Normal" w:hAnsi="思源黑体 CN Normal"/>
+          <w:sz w:val="16"/>
+          <w:szCs w:val="16"/>
+          <w:highlight w:val="cyan"/>
+        </w:rPr>
+        <w:t>mlpa</w:t>
+      </w:r>
+      <w:proofErr w:type="spellEnd"/>
+      <w:r>
+        <w:rPr>
+          <w:rFonts w:ascii="思源黑体 CN Normal" w:eastAsia="思源黑体 CN Normal" w:hAnsi="思源黑体 CN Normal"/>
+          <w:sz w:val="16"/>
+          <w:szCs w:val="16"/>
+          <w:highlight w:val="cyan"/>
+        </w:rPr>
+        <w:t>”%</w:t>
+      </w:r>
+      <w:proofErr w:type="gramEnd"/>
+      <w:r>
+        <w:rPr>
+          <w:rFonts w:ascii="思源黑体 CN Normal" w:eastAsia="思源黑体 CN Normal" w:hAnsi="思源黑体 CN Normal"/>
+          <w:sz w:val="16"/>
+          <w:szCs w:val="16"/>
+          <w:highlight w:val="cyan"/>
+        </w:rPr>
+        <w:t>}</w:t>
       </w:r>
     </w:p>
     <w:p>
@@ -12428,7 +14436,43 @@
           <w:sz w:val="16"/>
           <w:szCs w:val="16"/>
         </w:rPr>
-        <w:t>{%p for a in (var_brca.refer.snv_var+var_brca.refer.snv_gene+var_brca.refer.snv_evi + var_brca.refer.mlpa_var+var_brca.refer.mlpa_gene+var_brca.refer.mlpa_evi)|unique %}</w:t>
+        <w:t xml:space="preserve">{%p for a </w:t>
+      </w:r>
+      <w:proofErr w:type="spellStart"/>
+      <w:r>
+        <w:rPr>
+          <w:rFonts w:ascii="思源黑体 CN Normal" w:eastAsia="思源黑体 CN Normal" w:hAnsi="思源黑体 CN Normal"/>
+          <w:sz w:val="16"/>
+          <w:szCs w:val="16"/>
+        </w:rPr>
+        <w:t>in</w:t>
+      </w:r>
+      <w:proofErr w:type="spellEnd"/>
+      <w:r>
+        <w:rPr>
+          <w:rFonts w:ascii="思源黑体 CN Normal" w:eastAsia="思源黑体 CN Normal" w:hAnsi="思源黑体 CN Normal"/>
+          <w:sz w:val="16"/>
+          <w:szCs w:val="16"/>
+        </w:rPr>
+        <w:t xml:space="preserve"> (var_brca.refer.snv_var+var_brca.refer.snv_gene+var_brca.refer.snv_evi + var_</w:t>
+      </w:r>
+      <w:proofErr w:type="gramStart"/>
+      <w:r>
+        <w:rPr>
+          <w:rFonts w:ascii="思源黑体 CN Normal" w:eastAsia="思源黑体 CN Normal" w:hAnsi="思源黑体 CN Normal"/>
+          <w:sz w:val="16"/>
+          <w:szCs w:val="16"/>
+        </w:rPr>
+        <w:t>brca.refer</w:t>
+      </w:r>
+      <w:proofErr w:type="gramEnd"/>
+      <w:r>
+        <w:rPr>
+          <w:rFonts w:ascii="思源黑体 CN Normal" w:eastAsia="思源黑体 CN Normal" w:hAnsi="思源黑体 CN Normal"/>
+          <w:sz w:val="16"/>
+          <w:szCs w:val="16"/>
+        </w:rPr>
+        <w:t>.mlpa_var+var_brca.refer.mlpa_gene+var_brca.refer.mlpa_evi)|unique %}</w:t>
       </w:r>
     </w:p>
     <w:p>
@@ -12474,7 +14518,25 @@
           <w:sz w:val="16"/>
           <w:szCs w:val="16"/>
         </w:rPr>
-        <w:t>{%p endfor%}</w:t>
+        <w:t xml:space="preserve">{%p </w:t>
+      </w:r>
+      <w:proofErr w:type="spellStart"/>
+      <w:r>
+        <w:rPr>
+          <w:rFonts w:ascii="思源黑体 CN Normal" w:eastAsia="思源黑体 CN Normal" w:hAnsi="思源黑体 CN Normal"/>
+          <w:sz w:val="16"/>
+          <w:szCs w:val="16"/>
+        </w:rPr>
+        <w:t>endfor</w:t>
+      </w:r>
+      <w:proofErr w:type="spellEnd"/>
+      <w:r>
+        <w:rPr>
+          <w:rFonts w:ascii="思源黑体 CN Normal" w:eastAsia="思源黑体 CN Normal" w:hAnsi="思源黑体 CN Normal"/>
+          <w:sz w:val="16"/>
+          <w:szCs w:val="16"/>
+        </w:rPr>
+        <w:t>%}</w:t>
       </w:r>
     </w:p>
     <w:p>
@@ -12522,7 +14584,43 @@
           <w:sz w:val="16"/>
           <w:szCs w:val="16"/>
         </w:rPr>
-        <w:t>{%p for a in (var_brca.refer.snv_var+var_brca.refer.snv_gene+var_brca.refer.snv_evi + var_brca.refer.gcnv_var+var_brca.refer.gcnv_gene+var_brca.refer.gcnv_evi)|unique %}</w:t>
+        <w:t xml:space="preserve">{%p for a </w:t>
+      </w:r>
+      <w:proofErr w:type="spellStart"/>
+      <w:r>
+        <w:rPr>
+          <w:rFonts w:ascii="思源黑体 CN Normal" w:eastAsia="思源黑体 CN Normal" w:hAnsi="思源黑体 CN Normal"/>
+          <w:sz w:val="16"/>
+          <w:szCs w:val="16"/>
+        </w:rPr>
+        <w:t>in</w:t>
+      </w:r>
+      <w:proofErr w:type="spellEnd"/>
+      <w:r>
+        <w:rPr>
+          <w:rFonts w:ascii="思源黑体 CN Normal" w:eastAsia="思源黑体 CN Normal" w:hAnsi="思源黑体 CN Normal"/>
+          <w:sz w:val="16"/>
+          <w:szCs w:val="16"/>
+        </w:rPr>
+        <w:t xml:space="preserve"> (var_brca.refer.snv_var+var_brca.refer.snv_gene+var_brca.refer.snv_evi + var_</w:t>
+      </w:r>
+      <w:proofErr w:type="gramStart"/>
+      <w:r>
+        <w:rPr>
+          <w:rFonts w:ascii="思源黑体 CN Normal" w:eastAsia="思源黑体 CN Normal" w:hAnsi="思源黑体 CN Normal"/>
+          <w:sz w:val="16"/>
+          <w:szCs w:val="16"/>
+        </w:rPr>
+        <w:t>brca.refer</w:t>
+      </w:r>
+      <w:proofErr w:type="gramEnd"/>
+      <w:r>
+        <w:rPr>
+          <w:rFonts w:ascii="思源黑体 CN Normal" w:eastAsia="思源黑体 CN Normal" w:hAnsi="思源黑体 CN Normal"/>
+          <w:sz w:val="16"/>
+          <w:szCs w:val="16"/>
+        </w:rPr>
+        <w:t>.gcnv_var+var_brca.refer.gcnv_gene+var_brca.refer.gcnv_evi)|unique %}</w:t>
       </w:r>
     </w:p>
     <w:p>
@@ -12568,7 +14666,25 @@
           <w:sz w:val="16"/>
           <w:szCs w:val="16"/>
         </w:rPr>
-        <w:t>{%p endfor%}</w:t>
+        <w:t xml:space="preserve">{%p </w:t>
+      </w:r>
+      <w:proofErr w:type="spellStart"/>
+      <w:r>
+        <w:rPr>
+          <w:rFonts w:ascii="思源黑体 CN Normal" w:eastAsia="思源黑体 CN Normal" w:hAnsi="思源黑体 CN Normal"/>
+          <w:sz w:val="16"/>
+          <w:szCs w:val="16"/>
+        </w:rPr>
+        <w:t>endfor</w:t>
+      </w:r>
+      <w:proofErr w:type="spellEnd"/>
+      <w:r>
+        <w:rPr>
+          <w:rFonts w:ascii="思源黑体 CN Normal" w:eastAsia="思源黑体 CN Normal" w:hAnsi="思源黑体 CN Normal"/>
+          <w:sz w:val="16"/>
+          <w:szCs w:val="16"/>
+        </w:rPr>
+        <w:t>%}</w:t>
       </w:r>
     </w:p>
     <w:p>
@@ -12944,7 +15060,43 @@
         <w:sz w:val="16"/>
         <w:szCs w:val="16"/>
       </w:rPr>
-      <w:t>{%if sample.sample_parent_id %}{{sample.sample_parent_id}}{%else%}-{%endif%}</w:t>
+      <w:t xml:space="preserve">{%if </w:t>
+    </w:r>
+    <w:proofErr w:type="spellStart"/>
+    <w:r>
+      <w:rPr>
+        <w:rFonts w:ascii="思源黑体 CN Normal" w:eastAsia="思源黑体 CN Normal" w:hAnsi="思源黑体 CN Normal"/>
+        <w:sz w:val="16"/>
+        <w:szCs w:val="16"/>
+      </w:rPr>
+      <w:t>sample.sample_parent_id</w:t>
+    </w:r>
+    <w:proofErr w:type="spellEnd"/>
+    <w:r>
+      <w:rPr>
+        <w:rFonts w:ascii="思源黑体 CN Normal" w:eastAsia="思源黑体 CN Normal" w:hAnsi="思源黑体 CN Normal"/>
+        <w:sz w:val="16"/>
+        <w:szCs w:val="16"/>
+      </w:rPr>
+      <w:t xml:space="preserve"> %}{{</w:t>
+    </w:r>
+    <w:proofErr w:type="spellStart"/>
+    <w:r>
+      <w:rPr>
+        <w:rFonts w:ascii="思源黑体 CN Normal" w:eastAsia="思源黑体 CN Normal" w:hAnsi="思源黑体 CN Normal"/>
+        <w:sz w:val="16"/>
+        <w:szCs w:val="16"/>
+      </w:rPr>
+      <w:t>sample.sample_parent_id</w:t>
+    </w:r>
+    <w:proofErr w:type="spellEnd"/>
+    <w:r>
+      <w:rPr>
+        <w:rFonts w:ascii="思源黑体 CN Normal" w:eastAsia="思源黑体 CN Normal" w:hAnsi="思源黑体 CN Normal"/>
+        <w:sz w:val="16"/>
+        <w:szCs w:val="16"/>
+      </w:rPr>
+      <w:t>}}{%else%}-{%endif%}</w:t>
     </w:r>
     <w:r>
       <w:rPr>
@@ -12968,7 +15120,43 @@
         <w:sz w:val="16"/>
         <w:szCs w:val="16"/>
       </w:rPr>
-      <w:t>{%if sample.patient_name %}{{sample.patient_name}}{%else%}-{%endif%}</w:t>
+      <w:t xml:space="preserve">{%if </w:t>
+    </w:r>
+    <w:proofErr w:type="spellStart"/>
+    <w:r>
+      <w:rPr>
+        <w:rFonts w:ascii="思源黑体 CN Normal" w:eastAsia="思源黑体 CN Normal" w:hAnsi="思源黑体 CN Normal"/>
+        <w:sz w:val="16"/>
+        <w:szCs w:val="16"/>
+      </w:rPr>
+      <w:t>sample.patient_name</w:t>
+    </w:r>
+    <w:proofErr w:type="spellEnd"/>
+    <w:r>
+      <w:rPr>
+        <w:rFonts w:ascii="思源黑体 CN Normal" w:eastAsia="思源黑体 CN Normal" w:hAnsi="思源黑体 CN Normal"/>
+        <w:sz w:val="16"/>
+        <w:szCs w:val="16"/>
+      </w:rPr>
+      <w:t xml:space="preserve"> %}{{</w:t>
+    </w:r>
+    <w:proofErr w:type="spellStart"/>
+    <w:r>
+      <w:rPr>
+        <w:rFonts w:ascii="思源黑体 CN Normal" w:eastAsia="思源黑体 CN Normal" w:hAnsi="思源黑体 CN Normal"/>
+        <w:sz w:val="16"/>
+        <w:szCs w:val="16"/>
+      </w:rPr>
+      <w:t>sample.patient_name</w:t>
+    </w:r>
+    <w:proofErr w:type="spellEnd"/>
+    <w:r>
+      <w:rPr>
+        <w:rFonts w:ascii="思源黑体 CN Normal" w:eastAsia="思源黑体 CN Normal" w:hAnsi="思源黑体 CN Normal"/>
+        <w:sz w:val="16"/>
+        <w:szCs w:val="16"/>
+      </w:rPr>
+      <w:t>}}{%else%}-{%endif%}</w:t>
     </w:r>
     <w:r>
       <w:rPr>
@@ -13002,6 +15190,7 @@
       </w:rPr>
       <w:t xml:space="preserve">%if </w:t>
     </w:r>
+    <w:proofErr w:type="spellStart"/>
     <w:r>
       <w:rPr>
         <w:rFonts w:ascii="思源黑体 CN Normal" w:eastAsia="思源黑体 CN Normal" w:hAnsi="思源黑体 CN Normal"/>
@@ -13010,6 +15199,7 @@
       </w:rPr>
       <w:t>sample.gather_data</w:t>
     </w:r>
+    <w:proofErr w:type="spellEnd"/>
     <w:r>
       <w:rPr>
         <w:rFonts w:ascii="思源黑体 CN Normal" w:eastAsia="思源黑体 CN Normal" w:hAnsi="思源黑体 CN Normal"/>
@@ -13032,7 +15222,25 @@
         <w:sz w:val="16"/>
         <w:szCs w:val="16"/>
       </w:rPr>
-      <w:t>{{sample.gather_data}}</w:t>
+      <w:t>{{</w:t>
+    </w:r>
+    <w:proofErr w:type="spellStart"/>
+    <w:r>
+      <w:rPr>
+        <w:rFonts w:ascii="思源黑体 CN Normal" w:eastAsia="思源黑体 CN Normal" w:hAnsi="思源黑体 CN Normal"/>
+        <w:sz w:val="16"/>
+        <w:szCs w:val="16"/>
+      </w:rPr>
+      <w:t>sample.gather_data</w:t>
+    </w:r>
+    <w:proofErr w:type="spellEnd"/>
+    <w:r>
+      <w:rPr>
+        <w:rFonts w:ascii="思源黑体 CN Normal" w:eastAsia="思源黑体 CN Normal" w:hAnsi="思源黑体 CN Normal"/>
+        <w:sz w:val="16"/>
+        <w:szCs w:val="16"/>
+      </w:rPr>
+      <w:t>}}</w:t>
     </w:r>
     <w:r>
       <w:rPr>
@@ -13048,7 +15256,35 @@
         <w:sz w:val="16"/>
         <w:szCs w:val="16"/>
       </w:rPr>
-      <w:t>{{sample.report_date}}</w:t>
+      <w:t>{{</w:t>
+    </w:r>
+    <w:proofErr w:type="spellStart"/>
+    <w:proofErr w:type="gramStart"/>
+    <w:r>
+      <w:rPr>
+        <w:rFonts w:ascii="思源黑体 CN Normal" w:eastAsia="思源黑体 CN Normal" w:hAnsi="思源黑体 CN Normal"/>
+        <w:sz w:val="16"/>
+        <w:szCs w:val="16"/>
+      </w:rPr>
+      <w:t>sample.report</w:t>
+    </w:r>
+    <w:proofErr w:type="gramEnd"/>
+    <w:r>
+      <w:rPr>
+        <w:rFonts w:ascii="思源黑体 CN Normal" w:eastAsia="思源黑体 CN Normal" w:hAnsi="思源黑体 CN Normal"/>
+        <w:sz w:val="16"/>
+        <w:szCs w:val="16"/>
+      </w:rPr>
+      <w:t>_date</w:t>
+    </w:r>
+    <w:proofErr w:type="spellEnd"/>
+    <w:r>
+      <w:rPr>
+        <w:rFonts w:ascii="思源黑体 CN Normal" w:eastAsia="思源黑体 CN Normal" w:hAnsi="思源黑体 CN Normal"/>
+        <w:sz w:val="16"/>
+        <w:szCs w:val="16"/>
+      </w:rPr>
+      <w:t>}}</w:t>
     </w:r>
     <w:r>
       <w:rPr>
